--- a/p8/p8_pacific_sids_redesigned_en.docx
+++ b/p8/p8_pacific_sids_redesigned_en.docx
@@ -1376,7 +1376,31 @@
         <w:t xml:space="preserve"> </w:t>
       </w:r>
       <w:r>
-        <w:t xml:space="preserve">around the high-FSTS region that few island firms reach. This is the mirror image of the mainland inverted-U. Substantively, the dominant mass of SIDS firms—almost all at low-to-moderate FSTS—sits on the</w:t>
+        <w:t xml:space="preserve">around the high-FSTS region that few island firms reach. This is the mirror image of the mainland inverted-U.</w:t>
+      </w:r>
+    </w:p>
+    <w:p>
+      <w:pPr>
+        <w:pStyle w:val="BodyText"/>
+      </w:pPr>
+      <w:r>
+        <w:rPr>
+          <w:bCs/>
+          <w:b/>
+        </w:rPr>
+        <w:t xml:space="preserve">Figure 1.</w:t>
+      </w:r>
+      <w:r>
+        <w:t xml:space="preserve"> </w:t>
+      </w:r>
+      <w:r>
+        <w:t xml:space="preserve">The inverted-U inverts at the periphery. Mainland transition economies show a concave inverted-U (panel a); Pacific SIDS, conditional on firm capability, show a convex U-shape (panel b) with a productivity penalty across the low-to-moderate export-intensity range where almost all island firms operate.</w:t>
+      </w:r>
+      <w:r>
+        <w:t xml:space="preserve"> </w:t>
+      </w:r>
+      <w:r>
+        <w:t xml:space="preserve">Substantively, the dominant mass of SIDS firms—almost all at low-to-moderate FSTS—sits on the</w:t>
       </w:r>
       <w:r>
         <w:t xml:space="preserve"> </w:t>

--- a/p8/p8_pacific_sids_redesigned_en.docx
+++ b/p8/p8_pacific_sids_redesigned_en.docx
@@ -2,7 +2,7 @@
 <file path=word/document.xml><?xml version="1.0" encoding="utf-8"?>
 <w:document xmlns:w="http://schemas.openxmlformats.org/wordprocessingml/2006/main" xmlns:m="http://schemas.openxmlformats.org/officeDocument/2006/math" xmlns:r="http://schemas.openxmlformats.org/officeDocument/2006/relationships" xmlns:o="urn:schemas-microsoft-com:office:office" xmlns:v="urn:schemas-microsoft-com:vml" xmlns:w10="urn:schemas-microsoft-com:office:word" xmlns:a="http://schemas.openxmlformats.org/drawingml/2006/main" xmlns:pic="http://schemas.openxmlformats.org/drawingml/2006/picture" xmlns:wp="http://schemas.openxmlformats.org/drawingml/2006/wordprocessingDrawing">
   <w:body>
-    <w:bookmarkStart w:id="42" w:name="Xe1f642b2198df26d89e85064018a7f36fdfdafe"/>
+    <w:bookmarkStart w:id="45" w:name="Xe1f642b2198df26d89e85064018a7f36fdfdafe"/>
     <w:p>
       <w:pPr>
         <w:pStyle w:val="Heading1"/>
@@ -740,7 +740,7 @@
     </w:p>
     <w:bookmarkEnd w:id="28"/>
     <w:bookmarkEnd w:id="29"/>
-    <w:bookmarkStart w:id="34" w:name="results"/>
+    <w:bookmarkStart w:id="37" w:name="results"/>
     <w:p>
       <w:pPr>
         <w:pStyle w:val="Heading2"/>
@@ -1317,7 +1317,7 @@
       </w:r>
     </w:p>
     <w:bookmarkEnd w:id="30"/>
-    <w:bookmarkStart w:id="31" w:name="Xf6fcaf231835c609f5bea03c61b13cc30188faa"/>
+    <w:bookmarkStart w:id="34" w:name="Xf6fcaf231835c609f5bea03c61b13cc30188faa"/>
     <w:p>
       <w:pPr>
         <w:pStyle w:val="Heading3"/>
@@ -1384,23 +1384,161 @@
         <w:pStyle w:val="BodyText"/>
       </w:pPr>
       <w:r>
+        <w:drawing>
+          <wp:inline>
+            <wp:extent cx="5334000" cy="2402940"/>
+            <wp:effectExtent b="0" l="0" r="0" t="0"/>
+            <wp:docPr descr="Figure 1. The inverted-U inverts at the periphery. Mainland transition economies show a concave inverted-U (panel a); Pacific SIDS, conditional on firm capability, show a convex U-shape (panel b) with a productivity penalty across the low-to-moderate export-intensity range where almost all island firms operate." title="" id="32" name="Picture"/>
+            <a:graphic>
+              <a:graphicData uri="http://schemas.openxmlformats.org/drawingml/2006/picture">
+                <pic:pic>
+                  <pic:nvPicPr>
+                    <pic:cNvPr descr="figures/p8_fig1_dissolution_en.png" id="33" name="Picture"/>
+                    <pic:cNvPicPr>
+                      <a:picLocks noChangeArrowheads="1" noChangeAspect="1"/>
+                    </pic:cNvPicPr>
+                  </pic:nvPicPr>
+                  <pic:blipFill>
+                    <a:blip r:embed="rId31"/>
+                    <a:stretch>
+                      <a:fillRect/>
+                    </a:stretch>
+                  </pic:blipFill>
+                  <pic:spPr bwMode="auto">
+                    <a:xfrm>
+                      <a:off x="0" y="0"/>
+                      <a:ext cx="5334000" cy="2402940"/>
+                    </a:xfrm>
+                    <a:prstGeom prst="rect">
+                      <a:avLst/>
+                    </a:prstGeom>
+                    <a:noFill/>
+                    <a:ln w="9525">
+                      <a:noFill/>
+                      <a:headEnd/>
+                      <a:tailEnd/>
+                    </a:ln>
+                  </pic:spPr>
+                </pic:pic>
+              </a:graphicData>
+            </a:graphic>
+          </wp:inline>
+        </w:drawing>
+      </w:r>
+      <w:r>
+        <w:t xml:space="preserve"> </w:t>
+      </w:r>
+      <w:r>
+        <w:t xml:space="preserve">Substantively, the dominant mass of SIDS firms—almost all at low-to-moderate FSTS—sits on the</w:t>
+      </w:r>
+      <w:r>
+        <w:t xml:space="preserve"> </w:t>
+      </w:r>
+      <w:r>
         <w:rPr>
           <w:bCs/>
           <w:b/>
         </w:rPr>
-        <w:t xml:space="preserve">Figure 1.</w:t>
-      </w:r>
-      <w:r>
-        <w:t xml:space="preserve"> </w:t>
-      </w:r>
-      <w:r>
-        <w:t xml:space="preserve">The inverted-U inverts at the periphery. Mainland transition economies show a concave inverted-U (panel a); Pacific SIDS, conditional on firm capability, show a convex U-shape (panel b) with a productivity penalty across the low-to-moderate export-intensity range where almost all island firms operate.</w:t>
-      </w:r>
-      <w:r>
-        <w:t xml:space="preserve"> </w:t>
-      </w:r>
-      <w:r>
-        <w:t xml:space="preserve">Substantively, the dominant mass of SIDS firms—almost all at low-to-moderate FSTS—sits on the</w:t>
+        <w:t xml:space="preserve">descending limb</w:t>
+      </w:r>
+      <w:r>
+        <w:t xml:space="preserve">, where additional export intensity is associated with lower productivity: the empirical signature consistent with the FIP mechanism.</w:t>
+      </w:r>
+    </w:p>
+    <w:bookmarkEnd w:id="34"/>
+    <w:bookmarkStart w:id="35" w:name="X1ea8c2ad15cb7c09920f63ce7a15cab454d20ea"/>
+    <w:p>
+      <w:pPr>
+        <w:pStyle w:val="Heading3"/>
+      </w:pPr>
+      <w:r>
+        <w:t xml:space="preserve">4.3 Capability raises the level but does not restore the curve (Proposition 3)</w:t>
+      </w:r>
+    </w:p>
+    <w:p>
+      <w:pPr>
+        <w:pStyle w:val="FirstParagraph"/>
+      </w:pPr>
+      <w:r>
+        <w:t xml:space="preserve">Technological capability carries a positive, robust level effect (TCI: β = +0.141, wild-bootstrap p = .04); digital adoption is positive but weaker (DAI: β = +0.105). Neither restores a concave inverted-U—indeed, conditioning on capability sharpens the</w:t>
+      </w:r>
+      <w:r>
+        <w:t xml:space="preserve"> </w:t>
+      </w:r>
+      <w:r>
+        <w:rPr>
+          <w:iCs/>
+          <w:i/>
+        </w:rPr>
+        <w:t xml:space="preserve">convex</w:t>
+      </w:r>
+      <w:r>
+        <w:t xml:space="preserve"> </w:t>
+      </w:r>
+      <w:r>
+        <w:t xml:space="preserve">pattern. Capability thus operates as a productivity level-shifter that cannot substitute for the absent structural prerequisites, consistent with Proposition 3.</w:t>
+      </w:r>
+    </w:p>
+    <w:bookmarkEnd w:id="35"/>
+    <w:bookmarkStart w:id="36" w:name="X6b69706d2d7f3126900ddee0832af27a33d49f9"/>
+    <w:p>
+      <w:pPr>
+        <w:pStyle w:val="Heading3"/>
+      </w:pPr>
+      <w:r>
+        <w:t xml:space="preserve">4.4 Transparency: sensitivity of any strong negative estimate</w:t>
+      </w:r>
+    </w:p>
+    <w:p>
+      <w:pPr>
+        <w:pStyle w:val="FirstParagraph"/>
+      </w:pPr>
+      <w:r>
+        <w:t xml:space="preserve">We report openly that the</w:t>
+      </w:r>
+      <w:r>
+        <w:t xml:space="preserve"> </w:t>
+      </w:r>
+      <w:r>
+        <w:rPr>
+          <w:iCs/>
+          <w:i/>
+        </w:rPr>
+        <w:t xml:space="preserve">magnitude</w:t>
+      </w:r>
+      <w:r>
+        <w:t xml:space="preserve"> </w:t>
+      </w:r>
+      <w:r>
+        <w:t xml:space="preserve">of any strong negative I–P estimate in this setting is sensitive to which island economies enter the sample. A more restrictive build limited to the few economies with complete pre-2018 control data yields a large, significant negative slope, whereas the full eight-economy sample yields the null-to-convex pattern reported above; with only three to nine clusters, cluster inference is unreliable in the restrictive build. We therefore anchor our claims on the full sample with wild-bootstrap inference and present FIP as a theoretical limiting case rather than a precisely estimated effect. This transparency is itself a methodological contribution to firm-level research on data-scarce micro-economies.</w:t>
+      </w:r>
+    </w:p>
+    <w:bookmarkEnd w:id="36"/>
+    <w:bookmarkEnd w:id="37"/>
+    <w:bookmarkStart w:id="42" w:name="discussion"/>
+    <w:p>
+      <w:pPr>
+        <w:pStyle w:val="Heading2"/>
+      </w:pPr>
+      <w:r>
+        <w:t xml:space="preserve">5. Discussion</w:t>
+      </w:r>
+    </w:p>
+    <w:bookmarkStart w:id="38" w:name="bounding-the-inverted-u-paradigm"/>
+    <w:p>
+      <w:pPr>
+        <w:pStyle w:val="Heading3"/>
+      </w:pPr>
+      <w:r>
+        <w:t xml:space="preserve">5.1 Bounding the inverted-U paradigm</w:t>
+      </w:r>
+    </w:p>
+    <w:p>
+      <w:pPr>
+        <w:pStyle w:val="FirstParagraph"/>
+      </w:pPr>
+      <w:r>
+        <w:t xml:space="preserve">Our central result is that the inverted-U I–P relationship does not extend to the Pacific periphery. The shape that organizes the I–P literature dissolves, and—conditional on capability—inverts. This is not a failure of measurement but a</w:t>
       </w:r>
       <w:r>
         <w:t xml:space="preserve"> </w:t>
@@ -1410,20 +1548,36 @@
           <w:bCs/>
           <w:b/>
         </w:rPr>
-        <w:t xml:space="preserve">descending limb</w:t>
-      </w:r>
-      <w:r>
-        <w:t xml:space="preserve">, where additional export intensity is associated with lower productivity: the empirical signature consistent with the FIP mechanism.</w:t>
-      </w:r>
-    </w:p>
-    <w:bookmarkEnd w:id="31"/>
-    <w:bookmarkStart w:id="32" w:name="X1ea8c2ad15cb7c09920f63ce7a15cab454d20ea"/>
+        <w:t xml:space="preserve">boundary condition</w:t>
+      </w:r>
+      <w:r>
+        <w:t xml:space="preserve">: the inverted-U presupposes a viable domestic market, manageable trade costs, and institutional support, and where these are jointly absent the relationship the paradigm predicts simply does not obtain. The finding reframes a long line of work (Hitt et al., 1997; Lu &amp; Beamish, 2004) as</w:t>
+      </w:r>
+      <w:r>
+        <w:t xml:space="preserve"> </w:t>
+      </w:r>
+      <w:r>
+        <w:rPr>
+          <w:iCs/>
+          <w:i/>
+        </w:rPr>
+        <w:t xml:space="preserve">conditionally</w:t>
+      </w:r>
+      <w:r>
+        <w:t xml:space="preserve"> </w:t>
+      </w:r>
+      <w:r>
+        <w:t xml:space="preserve">rather than universally applicable, and it offers a structural explanation for the weak and unstable estimates that large-sample replications have reported (Berry &amp; Kaul, 2016; Pisani et al., 2020): pooling prerequisite-rich and prerequisite-poor contexts averages incompatible functional forms.</w:t>
+      </w:r>
+    </w:p>
+    <w:bookmarkEnd w:id="38"/>
+    <w:bookmarkStart w:id="39" w:name="X792abec52ac6eb1fe9bce5eb715fccffde07de4"/>
     <w:p>
       <w:pPr>
         <w:pStyle w:val="Heading3"/>
       </w:pPr>
       <w:r>
-        <w:t xml:space="preserve">4.3 Capability raises the level but does not restore the curve (Proposition 3)</w:t>
+        <w:t xml:space="preserve">5.2 The contribution of FIP as a delimited concept</w:t>
       </w:r>
     </w:p>
     <w:p>
@@ -1431,33 +1585,17 @@
         <w:pStyle w:val="FirstParagraph"/>
       </w:pPr>
       <w:r>
-        <w:t xml:space="preserve">Technological capability carries a positive, robust level effect (TCI: β = +0.141, wild-bootstrap p = .04); digital adoption is positive but weaker (DAI: β = +0.105). Neither restores a concave inverted-U—indeed, conditioning on capability sharpens the</w:t>
-      </w:r>
-      <w:r>
-        <w:t xml:space="preserve"> </w:t>
-      </w:r>
-      <w:r>
-        <w:rPr>
-          <w:iCs/>
-          <w:i/>
-        </w:rPr>
-        <w:t xml:space="preserve">convex</w:t>
-      </w:r>
-      <w:r>
-        <w:t xml:space="preserve"> </w:t>
-      </w:r>
-      <w:r>
-        <w:t xml:space="preserve">pattern. Capability thus operates as a productivity level-shifter that cannot substitute for the absent structural prerequisites, consistent with Proposition 3.</w:t>
-      </w:r>
-    </w:p>
-    <w:bookmarkEnd w:id="32"/>
-    <w:bookmarkStart w:id="33" w:name="X6b69706d2d7f3126900ddee0832af27a33d49f9"/>
+        <w:t xml:space="preserve">By naming and delimiting the Forced Internationalization Penalty, we give the field a label for the limiting case at the extreme periphery and a set of distinguishing criteria separating it from phase-one S-curve costs, the liability of foreignness, and necessity entrepreneurship. The construct’s value lies in marking where universal internationalization theories stop, independent of the precise coefficient one estimates—an instance of theory development through the specification of scope conditions.</w:t>
+      </w:r>
+    </w:p>
+    <w:bookmarkEnd w:id="39"/>
+    <w:bookmarkStart w:id="40" w:name="policy-implications"/>
     <w:p>
       <w:pPr>
         <w:pStyle w:val="Heading3"/>
       </w:pPr>
       <w:r>
-        <w:t xml:space="preserve">4.4 Transparency: sensitivity of any strong negative estimate</w:t>
+        <w:t xml:space="preserve">5.3 Policy implications</w:t>
       </w:r>
     </w:p>
     <w:p>
@@ -1465,43 +1603,17 @@
         <w:pStyle w:val="FirstParagraph"/>
       </w:pPr>
       <w:r>
-        <w:t xml:space="preserve">We report openly that the</w:t>
-      </w:r>
-      <w:r>
-        <w:t xml:space="preserve"> </w:t>
-      </w:r>
-      <w:r>
-        <w:rPr>
-          <w:iCs/>
-          <w:i/>
-        </w:rPr>
-        <w:t xml:space="preserve">magnitude</w:t>
-      </w:r>
-      <w:r>
-        <w:t xml:space="preserve"> </w:t>
-      </w:r>
-      <w:r>
-        <w:t xml:space="preserve">of any strong negative I–P estimate in this setting is sensitive to which island economies enter the sample. A more restrictive build limited to the few economies with complete pre-2018 control data yields a large, significant negative slope, whereas the full eight-economy sample yields the null-to-convex pattern reported above; with only three to nine clusters, cluster inference is unreliable in the restrictive build. We therefore anchor our claims on the full sample with wild-bootstrap inference and present FIP as a theoretical limiting case rather than a precisely estimated effect. This transparency is itself a methodological contribution to firm-level research on data-scarce micro-economies.</w:t>
-      </w:r>
-    </w:p>
-    <w:bookmarkEnd w:id="33"/>
-    <w:bookmarkEnd w:id="34"/>
-    <w:bookmarkStart w:id="39" w:name="discussion"/>
-    <w:p>
-      <w:pPr>
-        <w:pStyle w:val="Heading2"/>
-      </w:pPr>
-      <w:r>
-        <w:t xml:space="preserve">5. Discussion</w:t>
-      </w:r>
-    </w:p>
-    <w:bookmarkStart w:id="35" w:name="bounding-the-inverted-u-paradigm"/>
+        <w:t xml:space="preserve">For development policy, the result cautions against export-intensification as a stand-alone growth lever in microstates. If the binding constraints are domestic-market viability, trade costs, and institutions, then promoting export intensity without addressing those prerequisites pushes firms further onto the descending limb. Complementary structural interventions—regional market integration to relax the domestic-scale constraint, trade-cost reduction, and targeted institutional development—are prior conditions for export-led growth to deliver productivity gains. This aligns with evidence that development progress in SIDS has been the slowest on record (Mahler, Serajuddin, Wadhwa, &amp; Yonzan, 2026).</w:t>
+      </w:r>
+    </w:p>
+    <w:bookmarkEnd w:id="40"/>
+    <w:bookmarkStart w:id="41" w:name="limitations-and-future-research"/>
     <w:p>
       <w:pPr>
         <w:pStyle w:val="Heading3"/>
       </w:pPr>
       <w:r>
-        <w:t xml:space="preserve">5.1 Bounding the inverted-U paradigm</w:t>
+        <w:t xml:space="preserve">5.4 Limitations and future research</w:t>
       </w:r>
     </w:p>
     <w:p>
@@ -1509,714 +1621,631 @@
         <w:pStyle w:val="FirstParagraph"/>
       </w:pPr>
       <w:r>
-        <w:t xml:space="preserve">Our central result is that the inverted-U I–P relationship does not extend to the Pacific periphery. The shape that organizes the I–P literature dissolves, and—conditional on capability—inverts. This is not a failure of measurement but a</w:t>
-      </w:r>
-      <w:r>
-        <w:t xml:space="preserve"> </w:t>
-      </w:r>
-      <w:r>
-        <w:rPr>
-          <w:bCs/>
-          <w:b/>
-        </w:rPr>
-        <w:t xml:space="preserve">boundary condition</w:t>
-      </w:r>
-      <w:r>
-        <w:t xml:space="preserve">: the inverted-U presupposes a viable domestic market, manageable trade costs, and institutional support, and where these are jointly absent the relationship the paradigm predicts simply does not obtain. The finding reframes a long line of work (Hitt et al., 1997; Lu &amp; Beamish, 2004) as</w:t>
-      </w:r>
-      <w:r>
-        <w:t xml:space="preserve"> </w:t>
-      </w:r>
-      <w:r>
-        <w:rPr>
-          <w:iCs/>
-          <w:i/>
-        </w:rPr>
-        <w:t xml:space="preserve">conditionally</w:t>
-      </w:r>
-      <w:r>
-        <w:t xml:space="preserve"> </w:t>
-      </w:r>
-      <w:r>
-        <w:t xml:space="preserve">rather than universally applicable, and it offers a structural explanation for the weak and unstable estimates that large-sample replications have reported (Berry &amp; Kaul, 2016; Pisani et al., 2020): pooling prerequisite-rich and prerequisite-poor contexts averages incompatible functional forms.</w:t>
-      </w:r>
-    </w:p>
-    <w:bookmarkEnd w:id="35"/>
-    <w:bookmarkStart w:id="36" w:name="X792abec52ac6eb1fe9bce5eb715fccffde07de4"/>
-    <w:p>
-      <w:pPr>
-        <w:pStyle w:val="Heading3"/>
-      </w:pPr>
-      <w:r>
-        <w:t xml:space="preserve">5.2 The contribution of FIP as a delimited concept</w:t>
-      </w:r>
-    </w:p>
-    <w:p>
-      <w:pPr>
-        <w:pStyle w:val="FirstParagraph"/>
-      </w:pPr>
-      <w:r>
-        <w:t xml:space="preserve">By naming and delimiting the Forced Internationalization Penalty, we give the field a label for the limiting case at the extreme periphery and a set of distinguishing criteria separating it from phase-one S-curve costs, the liability of foreignness, and necessity entrepreneurship. The construct’s value lies in marking where universal internationalization theories stop, independent of the precise coefficient one estimates—an instance of theory development through the specification of scope conditions.</w:t>
-      </w:r>
-    </w:p>
-    <w:bookmarkEnd w:id="36"/>
-    <w:bookmarkStart w:id="37" w:name="policy-implications"/>
-    <w:p>
-      <w:pPr>
-        <w:pStyle w:val="Heading3"/>
-      </w:pPr>
-      <w:r>
-        <w:t xml:space="preserve">5.3 Policy implications</w:t>
-      </w:r>
-    </w:p>
-    <w:p>
-      <w:pPr>
-        <w:pStyle w:val="FirstParagraph"/>
-      </w:pPr>
-      <w:r>
-        <w:t xml:space="preserve">For development policy, the result cautions against export-intensification as a stand-alone growth lever in microstates. If the binding constraints are domestic-market viability, trade costs, and institutions, then promoting export intensity without addressing those prerequisites pushes firms further onto the descending limb. Complementary structural interventions—regional market integration to relax the domestic-scale constraint, trade-cost reduction, and targeted institutional development—are prior conditions for export-led growth to deliver productivity gains. This aligns with evidence that development progress in SIDS has been the slowest on record (Mahler, Serajuddin, Wadhwa, &amp; Yonzan, 2026).</w:t>
-      </w:r>
-    </w:p>
-    <w:bookmarkEnd w:id="37"/>
-    <w:bookmarkStart w:id="38" w:name="limitations-and-future-research"/>
-    <w:p>
-      <w:pPr>
-        <w:pStyle w:val="Heading3"/>
-      </w:pPr>
-      <w:r>
-        <w:t xml:space="preserve">5.4 Limitations and future research</w:t>
-      </w:r>
-    </w:p>
-    <w:p>
-      <w:pPr>
-        <w:pStyle w:val="FirstParagraph"/>
-      </w:pPr>
-      <w:r>
         <w:t xml:space="preserve">Three limitations bound the findings. First, the design is cross-sectional repeated cross-sections with few clusters; we mitigate few-cluster over-rejection with wild bootstrap, but causal identification awaits panel data across more island economies. Second, the digital-adoption measure is Tier-1 (website) only, the comparably available indicator across SIDS waves; richer digital capability cannot be assessed. Third, generalization beyond the Pacific is untested—Caribbean and Indian-Ocean SIDS are natural extension contexts that would also raise the cluster count needed for sharper inference. A definitive test of FIP as an estimated effect, as opposed to a bounding concept, requires more complete firm-level data across a larger set of microstates.</w:t>
-      </w:r>
-    </w:p>
-    <w:bookmarkEnd w:id="38"/>
-    <w:bookmarkEnd w:id="39"/>
-    <w:bookmarkStart w:id="40" w:name="conclusion"/>
-    <w:p>
-      <w:pPr>
-        <w:pStyle w:val="Heading2"/>
-      </w:pPr>
-      <w:r>
-        <w:t xml:space="preserve">6. Conclusion</w:t>
-      </w:r>
-    </w:p>
-    <w:p>
-      <w:pPr>
-        <w:pStyle w:val="FirstParagraph"/>
-      </w:pPr>
-      <w:r>
-        <w:t xml:space="preserve">The inverted-U is the workhorse functional form of the internationalization–performance literature, but its generating logic presupposes structural prerequisites that the world’s most peripheral economies lack. Using firm-level data from eight Pacific island states and Timor-Leste, we show that the inverted-U dissolves at this periphery and, conditional on capability, inverts into a convex penalty across the export-intensity range where island firms actually operate. We name the limiting case the Forced Internationalization Penalty and position it as a scope condition of universal internationalization theory. The paradigm is conditional, not universal: where the domestic market is too small, trade costs too high, and institutions too thin, intensifying internationalization is not a path to performance but a structural burden.</w:t>
-      </w:r>
-    </w:p>
-    <w:bookmarkEnd w:id="40"/>
-    <w:bookmarkStart w:id="41" w:name="references"/>
-    <w:p>
-      <w:pPr>
-        <w:pStyle w:val="Heading2"/>
-      </w:pPr>
-      <w:r>
-        <w:t xml:space="preserve">References</w:t>
-      </w:r>
-    </w:p>
-    <w:p>
-      <w:pPr>
-        <w:pStyle w:val="FirstParagraph"/>
-      </w:pPr>
-      <w:r>
-        <w:t xml:space="preserve">Bausch, A., &amp; Krist, M. (2007). The effect of context-related moderators on the internationalization–performance relationship: Evidence from meta-analysis.</w:t>
-      </w:r>
-      <w:r>
-        <w:t xml:space="preserve"> </w:t>
-      </w:r>
-      <w:r>
-        <w:rPr>
-          <w:iCs/>
-          <w:i/>
-        </w:rPr>
-        <w:t xml:space="preserve">Management International Review, 47</w:t>
-      </w:r>
-      <w:r>
-        <w:t xml:space="preserve">(3), 319–347. https://doi.org/10.1007/s11575-007-0019-z</w:t>
-      </w:r>
-    </w:p>
-    <w:p>
-      <w:pPr>
-        <w:pStyle w:val="BodyText"/>
-      </w:pPr>
-      <w:r>
-        <w:t xml:space="preserve">Berry, H., &amp; Kaul, A. (2016). Replicating the multinationality–performance relationship: Is there an S-curve?</w:t>
-      </w:r>
-      <w:r>
-        <w:t xml:space="preserve"> </w:t>
-      </w:r>
-      <w:r>
-        <w:rPr>
-          <w:iCs/>
-          <w:i/>
-        </w:rPr>
-        <w:t xml:space="preserve">Strategic Management Journal, 37</w:t>
-      </w:r>
-      <w:r>
-        <w:t xml:space="preserve">(11), 2275–2290. https://doi.org/10.1002/smj.2567</w:t>
-      </w:r>
-    </w:p>
-    <w:p>
-      <w:pPr>
-        <w:pStyle w:val="BodyText"/>
-      </w:pPr>
-      <w:r>
-        <w:t xml:space="preserve">Briguglio, L. (1995). Small island developing states and their economic vulnerabilities.</w:t>
-      </w:r>
-      <w:r>
-        <w:t xml:space="preserve"> </w:t>
-      </w:r>
-      <w:r>
-        <w:rPr>
-          <w:iCs/>
-          <w:i/>
-        </w:rPr>
-        <w:t xml:space="preserve">World Development, 23</w:t>
-      </w:r>
-      <w:r>
-        <w:t xml:space="preserve">(9), 1615–1632. https://doi.org/10.1016/0305-750X(95)00065-K</w:t>
-      </w:r>
-    </w:p>
-    <w:p>
-      <w:pPr>
-        <w:pStyle w:val="BodyText"/>
-      </w:pPr>
-      <w:r>
-        <w:t xml:space="preserve">Cameron, A. C., Gelbach, J. B., &amp; Miller, D. L. (2008). Bootstrap-based improvements for inference with clustered errors.</w:t>
-      </w:r>
-      <w:r>
-        <w:t xml:space="preserve"> </w:t>
-      </w:r>
-      <w:r>
-        <w:rPr>
-          <w:iCs/>
-          <w:i/>
-        </w:rPr>
-        <w:t xml:space="preserve">The Review of Economics and Statistics, 90</w:t>
-      </w:r>
-      <w:r>
-        <w:t xml:space="preserve">(3), 414–427. https://doi.org/10.1162/rest.90.3.414</w:t>
-      </w:r>
-    </w:p>
-    <w:p>
-      <w:pPr>
-        <w:pStyle w:val="BodyText"/>
-      </w:pPr>
-      <w:r>
-        <w:t xml:space="preserve">Cohen, W. M., &amp; Levinthal, D. A. (1990). Absorptive capacity: A new perspective on learning and innovation.</w:t>
-      </w:r>
-      <w:r>
-        <w:t xml:space="preserve"> </w:t>
-      </w:r>
-      <w:r>
-        <w:rPr>
-          <w:iCs/>
-          <w:i/>
-        </w:rPr>
-        <w:t xml:space="preserve">Administrative Science Quarterly, 35</w:t>
-      </w:r>
-      <w:r>
-        <w:t xml:space="preserve">(1), 128–152. https://doi.org/10.2307/2393553</w:t>
-      </w:r>
-    </w:p>
-    <w:p>
-      <w:pPr>
-        <w:pStyle w:val="BodyText"/>
-      </w:pPr>
-      <w:r>
-        <w:t xml:space="preserve">Contractor, F. J., Kundu, S. K., &amp; Hsu, C.-C. (2003). A three-stage theory of international expansion: The link between multinationality and performance in the service sector.</w:t>
-      </w:r>
-      <w:r>
-        <w:t xml:space="preserve"> </w:t>
-      </w:r>
-      <w:r>
-        <w:rPr>
-          <w:iCs/>
-          <w:i/>
-        </w:rPr>
-        <w:t xml:space="preserve">Journal of International Business Studies, 34</w:t>
-      </w:r>
-      <w:r>
-        <w:t xml:space="preserve">(1), 5–18. https://doi.org/10.1057/palgrave.jibs.8400003</w:t>
-      </w:r>
-    </w:p>
-    <w:p>
-      <w:pPr>
-        <w:pStyle w:val="BodyText"/>
-      </w:pPr>
-      <w:r>
-        <w:t xml:space="preserve">Diamantopoulos, A., &amp; Winklhofer, H. M. (2001). Index construction with formative indicators: An alternative to scale development.</w:t>
-      </w:r>
-      <w:r>
-        <w:t xml:space="preserve"> </w:t>
-      </w:r>
-      <w:r>
-        <w:rPr>
-          <w:iCs/>
-          <w:i/>
-        </w:rPr>
-        <w:t xml:space="preserve">Journal of Marketing Research, 38</w:t>
-      </w:r>
-      <w:r>
-        <w:t xml:space="preserve">(2), 269–277. https://doi.org/10.1509/jmkr.38.2.269.18845</w:t>
-      </w:r>
-    </w:p>
-    <w:p>
-      <w:pPr>
-        <w:pStyle w:val="BodyText"/>
-      </w:pPr>
-      <w:r>
-        <w:t xml:space="preserve">Doh, J. P., Rodrigues, S., Saka-Helmhout, A., &amp; Makhija, M. (2017). International business responses to institutional voids.</w:t>
-      </w:r>
-      <w:r>
-        <w:t xml:space="preserve"> </w:t>
-      </w:r>
-      <w:r>
-        <w:rPr>
-          <w:iCs/>
-          <w:i/>
-        </w:rPr>
-        <w:t xml:space="preserve">Journal of International Business Studies, 48</w:t>
-      </w:r>
-      <w:r>
-        <w:t xml:space="preserve">(3), 293–307. https://doi.org/10.1057/s41267-017-0074-z</w:t>
-      </w:r>
-    </w:p>
-    <w:p>
-      <w:pPr>
-        <w:pStyle w:val="BodyText"/>
-      </w:pPr>
-      <w:r>
-        <w:t xml:space="preserve">Haans, R. F. J., Pieters, C., &amp; He, Z.-L. (2016). Thinking about U: Theorizing and testing U- and inverted U-shaped relationships in strategy research.</w:t>
-      </w:r>
-      <w:r>
-        <w:t xml:space="preserve"> </w:t>
-      </w:r>
-      <w:r>
-        <w:rPr>
-          <w:iCs/>
-          <w:i/>
-        </w:rPr>
-        <w:t xml:space="preserve">Strategic Management Journal, 37</w:t>
-      </w:r>
-      <w:r>
-        <w:t xml:space="preserve">(7), 1177–1195. https://doi.org/10.1002/smj.2399</w:t>
-      </w:r>
-    </w:p>
-    <w:p>
-      <w:pPr>
-        <w:pStyle w:val="BodyText"/>
-      </w:pPr>
-      <w:r>
-        <w:t xml:space="preserve">Hennart, J.-F. (2007). The theoretical rationale for a multinationality–performance relationship.</w:t>
-      </w:r>
-      <w:r>
-        <w:t xml:space="preserve"> </w:t>
-      </w:r>
-      <w:r>
-        <w:rPr>
-          <w:iCs/>
-          <w:i/>
-        </w:rPr>
-        <w:t xml:space="preserve">Management International Review, 47</w:t>
-      </w:r>
-      <w:r>
-        <w:t xml:space="preserve">(3), 423–452. https://doi.org/10.1007/s11575-007-0023-3</w:t>
-      </w:r>
-    </w:p>
-    <w:p>
-      <w:pPr>
-        <w:pStyle w:val="BodyText"/>
-      </w:pPr>
-      <w:r>
-        <w:t xml:space="preserve">Hitt, M. A., Hoskisson, R. E., &amp; Kim, H. (1997). International diversification: Effects on innovation and firm performance in product-diversified firms.</w:t>
-      </w:r>
-      <w:r>
-        <w:t xml:space="preserve"> </w:t>
-      </w:r>
-      <w:r>
-        <w:rPr>
-          <w:iCs/>
-          <w:i/>
-        </w:rPr>
-        <w:t xml:space="preserve">Academy of Management Journal, 40</w:t>
-      </w:r>
-      <w:r>
-        <w:t xml:space="preserve">(4), 767–798. https://doi.org/10.2307/256948</w:t>
-      </w:r>
-    </w:p>
-    <w:p>
-      <w:pPr>
-        <w:pStyle w:val="BodyText"/>
-      </w:pPr>
-      <w:r>
-        <w:t xml:space="preserve">Hsieh, C.-T., &amp; Klenow, P. J. (2009). Misallocation and manufacturing TFP in China and India.</w:t>
-      </w:r>
-      <w:r>
-        <w:t xml:space="preserve"> </w:t>
-      </w:r>
-      <w:r>
-        <w:rPr>
-          <w:iCs/>
-          <w:i/>
-        </w:rPr>
-        <w:t xml:space="preserve">The Quarterly Journal of Economics, 124</w:t>
-      </w:r>
-      <w:r>
-        <w:t xml:space="preserve">(4), 1403–1448. https://doi.org/10.1162/qjec.2009.124.4.1403</w:t>
-      </w:r>
-    </w:p>
-    <w:p>
-      <w:pPr>
-        <w:pStyle w:val="BodyText"/>
-      </w:pPr>
-      <w:r>
-        <w:t xml:space="preserve">Jarvis, C. B., MacKenzie, S. B., &amp; Podsakoff, P. M. (2003). A critical review of construct indicators and measurement model misspecification in marketing and consumer research.</w:t>
-      </w:r>
-      <w:r>
-        <w:t xml:space="preserve"> </w:t>
-      </w:r>
-      <w:r>
-        <w:rPr>
-          <w:iCs/>
-          <w:i/>
-        </w:rPr>
-        <w:t xml:space="preserve">Journal of Consumer Research, 30</w:t>
-      </w:r>
-      <w:r>
-        <w:t xml:space="preserve">(2), 199–218. https://doi.org/10.1086/376806</w:t>
-      </w:r>
-    </w:p>
-    <w:p>
-      <w:pPr>
-        <w:pStyle w:val="BodyText"/>
-      </w:pPr>
-      <w:r>
-        <w:t xml:space="preserve">Johanson, J., &amp; Vahlne, J.-E. (1977). The internationalization process of the firm: A model of knowledge development and increasing foreign market commitments.</w:t>
-      </w:r>
-      <w:r>
-        <w:t xml:space="preserve"> </w:t>
-      </w:r>
-      <w:r>
-        <w:rPr>
-          <w:iCs/>
-          <w:i/>
-        </w:rPr>
-        <w:t xml:space="preserve">Journal of International Business Studies, 8</w:t>
-      </w:r>
-      <w:r>
-        <w:t xml:space="preserve">(1), 23–32. https://doi.org/10.1057/palgrave.jibs.8490676</w:t>
-      </w:r>
-    </w:p>
-    <w:p>
-      <w:pPr>
-        <w:pStyle w:val="BodyText"/>
-      </w:pPr>
-      <w:r>
-        <w:t xml:space="preserve">Johanson, J., &amp; Vahlne, J.-E. (2009). The Uppsala internationalization process model revisited: From liability of foreignness to liability of outsidership.</w:t>
-      </w:r>
-      <w:r>
-        <w:t xml:space="preserve"> </w:t>
-      </w:r>
-      <w:r>
-        <w:rPr>
-          <w:iCs/>
-          <w:i/>
-        </w:rPr>
-        <w:t xml:space="preserve">Journal of International Business Studies, 40</w:t>
-      </w:r>
-      <w:r>
-        <w:t xml:space="preserve">(9), 1411–1431. https://doi.org/10.1057/jibs.2009.24</w:t>
-      </w:r>
-    </w:p>
-    <w:p>
-      <w:pPr>
-        <w:pStyle w:val="BodyText"/>
-      </w:pPr>
-      <w:r>
-        <w:t xml:space="preserve">Khanna, T., &amp; Palepu, K. G. (2010).</w:t>
-      </w:r>
-      <w:r>
-        <w:t xml:space="preserve"> </w:t>
-      </w:r>
-      <w:r>
-        <w:rPr>
-          <w:iCs/>
-          <w:i/>
-        </w:rPr>
-        <w:t xml:space="preserve">Winning in emerging markets: A road map for strategy and execution</w:t>
-      </w:r>
-      <w:r>
-        <w:t xml:space="preserve">. Harvard Business Press.</w:t>
-      </w:r>
-    </w:p>
-    <w:p>
-      <w:pPr>
-        <w:pStyle w:val="BodyText"/>
-      </w:pPr>
-      <w:r>
-        <w:t xml:space="preserve">Kirca, A. H., Hult, G. T. M., Roth, K., Cavusgil, S. T., Perry, M. Z., Akdeniz, M. B., Deligonul, S. Z., Mena, J. A., Pollitte, W. A., Hoppner, J. J., Miller, J. C., &amp; White, R. C. (2011). Firm-specific assets, multinationality, and financial performance: A meta-analytic review and theoretical integration.</w:t>
-      </w:r>
-      <w:r>
-        <w:t xml:space="preserve"> </w:t>
-      </w:r>
-      <w:r>
-        <w:rPr>
-          <w:iCs/>
-          <w:i/>
-        </w:rPr>
-        <w:t xml:space="preserve">Academy of Management Journal, 54</w:t>
-      </w:r>
-      <w:r>
-        <w:t xml:space="preserve">(1), 47–72. https://doi.org/10.5465/amj.2011.59215090</w:t>
-      </w:r>
-    </w:p>
-    <w:p>
-      <w:pPr>
-        <w:pStyle w:val="BodyText"/>
-      </w:pPr>
-      <w:r>
-        <w:t xml:space="preserve">Lall, S. (1992). Technological capabilities and industrialization.</w:t>
-      </w:r>
-      <w:r>
-        <w:t xml:space="preserve"> </w:t>
-      </w:r>
-      <w:r>
-        <w:rPr>
-          <w:iCs/>
-          <w:i/>
-        </w:rPr>
-        <w:t xml:space="preserve">World Development, 20</w:t>
-      </w:r>
-      <w:r>
-        <w:t xml:space="preserve">(2), 165–186. https://doi.org/10.1016/0305-750X(92)90097-F</w:t>
-      </w:r>
-    </w:p>
-    <w:p>
-      <w:pPr>
-        <w:pStyle w:val="BodyText"/>
-      </w:pPr>
-      <w:r>
-        <w:t xml:space="preserve">Lind, J. T., &amp; Mehlum, H. (2010). With or without U? The appropriate test for a U-shaped relationship.</w:t>
-      </w:r>
-      <w:r>
-        <w:t xml:space="preserve"> </w:t>
-      </w:r>
-      <w:r>
-        <w:rPr>
-          <w:iCs/>
-          <w:i/>
-        </w:rPr>
-        <w:t xml:space="preserve">Oxford Bulletin of Economics and Statistics, 72</w:t>
-      </w:r>
-      <w:r>
-        <w:t xml:space="preserve">(1), 109–118. https://doi.org/10.1111/j.1468-0084.2009.00569.x</w:t>
-      </w:r>
-    </w:p>
-    <w:p>
-      <w:pPr>
-        <w:pStyle w:val="BodyText"/>
-      </w:pPr>
-      <w:r>
-        <w:t xml:space="preserve">Lu, J. W., &amp; Beamish, P. W. (2004). International diversification and firm performance: The S-curve hypothesis.</w:t>
-      </w:r>
-      <w:r>
-        <w:t xml:space="preserve"> </w:t>
-      </w:r>
-      <w:r>
-        <w:rPr>
-          <w:iCs/>
-          <w:i/>
-        </w:rPr>
-        <w:t xml:space="preserve">Academy of Management Journal, 47</w:t>
-      </w:r>
-      <w:r>
-        <w:t xml:space="preserve">(4), 598–609. https://doi.org/10.2307/20159604</w:t>
-      </w:r>
-    </w:p>
-    <w:p>
-      <w:pPr>
-        <w:pStyle w:val="BodyText"/>
-      </w:pPr>
-      <w:r>
-        <w:t xml:space="preserve">Mahler, D. G., Serajuddin, U., Wadhwa, D., &amp; Yonzan, N. (2026, April).</w:t>
-      </w:r>
-      <w:r>
-        <w:t xml:space="preserve"> </w:t>
-      </w:r>
-      <w:r>
-        <w:rPr>
-          <w:iCs/>
-          <w:i/>
-        </w:rPr>
-        <w:t xml:space="preserve">The world is developing at its slowest pace in 75 years</w:t>
-      </w:r>
-      <w:r>
-        <w:t xml:space="preserve"> </w:t>
-      </w:r>
-      <w:r>
-        <w:t xml:space="preserve">(Policy Research Working Paper No. 11350). World Bank Group.</w:t>
-      </w:r>
-    </w:p>
-    <w:p>
-      <w:pPr>
-        <w:pStyle w:val="BodyText"/>
-      </w:pPr>
-      <w:r>
-        <w:t xml:space="preserve">Melitz, M. J. (2003). The impact of trade on intra-industry reallocations and aggregate industry productivity.</w:t>
-      </w:r>
-      <w:r>
-        <w:t xml:space="preserve"> </w:t>
-      </w:r>
-      <w:r>
-        <w:rPr>
-          <w:iCs/>
-          <w:i/>
-        </w:rPr>
-        <w:t xml:space="preserve">Econometrica, 71</w:t>
-      </w:r>
-      <w:r>
-        <w:t xml:space="preserve">(6), 1695–1725. https://doi.org/10.1111/1468-0262.00467</w:t>
-      </w:r>
-    </w:p>
-    <w:p>
-      <w:pPr>
-        <w:pStyle w:val="BodyText"/>
-      </w:pPr>
-      <w:r>
-        <w:t xml:space="preserve">North, D. C. (1990).</w:t>
-      </w:r>
-      <w:r>
-        <w:t xml:space="preserve"> </w:t>
-      </w:r>
-      <w:r>
-        <w:rPr>
-          <w:iCs/>
-          <w:i/>
-        </w:rPr>
-        <w:t xml:space="preserve">Institutions, institutional change and economic performance</w:t>
-      </w:r>
-      <w:r>
-        <w:t xml:space="preserve">. Cambridge University Press. https://doi.org/10.1017/CBO9780511808678</w:t>
-      </w:r>
-    </w:p>
-    <w:p>
-      <w:pPr>
-        <w:pStyle w:val="BodyText"/>
-      </w:pPr>
-      <w:r>
-        <w:t xml:space="preserve">Pisani, N., Garcia-Bernardo, J., &amp; Heemskerk, E. (2020). Does it pay to be a multinational? A large-sample, cross-national replication assessing the multinationality–performance relationship.</w:t>
-      </w:r>
-      <w:r>
-        <w:t xml:space="preserve"> </w:t>
-      </w:r>
-      <w:r>
-        <w:rPr>
-          <w:iCs/>
-          <w:i/>
-        </w:rPr>
-        <w:t xml:space="preserve">Strategic Management Journal, 41</w:t>
-      </w:r>
-      <w:r>
-        <w:t xml:space="preserve">(1), 152–172. https://doi.org/10.1002/smj.3087</w:t>
-      </w:r>
-    </w:p>
-    <w:p>
-      <w:pPr>
-        <w:pStyle w:val="BodyText"/>
-      </w:pPr>
-      <w:r>
-        <w:t xml:space="preserve">Sarasvathy, S. D., Kumar, K., York, J. G., &amp; Bhagavatula, S. (2014). An effectual approach to international entrepreneurship: Overlaps, challenges, and provocative possibilities.</w:t>
-      </w:r>
-      <w:r>
-        <w:t xml:space="preserve"> </w:t>
-      </w:r>
-      <w:r>
-        <w:rPr>
-          <w:iCs/>
-          <w:i/>
-        </w:rPr>
-        <w:t xml:space="preserve">Entrepreneurship Theory and Practice, 38</w:t>
-      </w:r>
-      <w:r>
-        <w:t xml:space="preserve">(1), 71–93. https://doi.org/10.1111/etap.12088</w:t>
-      </w:r>
-    </w:p>
-    <w:p>
-      <w:pPr>
-        <w:pStyle w:val="BodyText"/>
-      </w:pPr>
-      <w:r>
-        <w:t xml:space="preserve">Verbeke, A., &amp; Brugman, P. (2018). Triple-testing the quality of multinationality–performance research: An internalization theory perspective.</w:t>
-      </w:r>
-      <w:r>
-        <w:t xml:space="preserve"> </w:t>
-      </w:r>
-      <w:r>
-        <w:rPr>
-          <w:iCs/>
-          <w:i/>
-        </w:rPr>
-        <w:t xml:space="preserve">International Business Review, 27</w:t>
-      </w:r>
-      <w:r>
-        <w:t xml:space="preserve">(2), 333–351. https://doi.org/10.1016/j.ibusrev.2017.09.005</w:t>
-      </w:r>
-    </w:p>
-    <w:p>
-      <w:pPr>
-        <w:pStyle w:val="BodyText"/>
-      </w:pPr>
-      <w:r>
-        <w:t xml:space="preserve">Winters, L. A., &amp; Martins, P. M. G. (2004). When comparative advantage is not enough: Business costs in small remote economies.</w:t>
-      </w:r>
-      <w:r>
-        <w:t xml:space="preserve"> </w:t>
-      </w:r>
-      <w:r>
-        <w:rPr>
-          <w:iCs/>
-          <w:i/>
-        </w:rPr>
-        <w:t xml:space="preserve">World Trade Review, 3</w:t>
-      </w:r>
-      <w:r>
-        <w:t xml:space="preserve">(3), 347–383. https://doi.org/10.1017/S1474745604001922</w:t>
-      </w:r>
-    </w:p>
-    <w:p>
-      <w:pPr>
-        <w:pStyle w:val="BodyText"/>
-      </w:pPr>
-      <w:r>
-        <w:t xml:space="preserve">Zaheer, S. (1995). Overcoming the liability of foreignness.</w:t>
-      </w:r>
-      <w:r>
-        <w:t xml:space="preserve"> </w:t>
-      </w:r>
-      <w:r>
-        <w:rPr>
-          <w:iCs/>
-          <w:i/>
-        </w:rPr>
-        <w:t xml:space="preserve">Academy of Management Journal, 38</w:t>
-      </w:r>
-      <w:r>
-        <w:t xml:space="preserve">(2), 341–363. https://doi.org/10.2307/256683</w:t>
       </w:r>
     </w:p>
     <w:bookmarkEnd w:id="41"/>
     <w:bookmarkEnd w:id="42"/>
+    <w:bookmarkStart w:id="43" w:name="conclusion"/>
+    <w:p>
+      <w:pPr>
+        <w:pStyle w:val="Heading2"/>
+      </w:pPr>
+      <w:r>
+        <w:t xml:space="preserve">6. Conclusion</w:t>
+      </w:r>
+    </w:p>
+    <w:p>
+      <w:pPr>
+        <w:pStyle w:val="FirstParagraph"/>
+      </w:pPr>
+      <w:r>
+        <w:t xml:space="preserve">The inverted-U is the workhorse functional form of the internationalization–performance literature, but its generating logic presupposes structural prerequisites that the world’s most peripheral economies lack. Using firm-level data from eight Pacific island states and Timor-Leste, we show that the inverted-U dissolves at this periphery and, conditional on capability, inverts into a convex penalty across the export-intensity range where island firms actually operate. We name the limiting case the Forced Internationalization Penalty and position it as a scope condition of universal internationalization theory. The paradigm is conditional, not universal: where the domestic market is too small, trade costs too high, and institutions too thin, intensifying internationalization is not a path to performance but a structural burden.</w:t>
+      </w:r>
+    </w:p>
+    <w:bookmarkEnd w:id="43"/>
+    <w:bookmarkStart w:id="44" w:name="references"/>
+    <w:p>
+      <w:pPr>
+        <w:pStyle w:val="Heading2"/>
+      </w:pPr>
+      <w:r>
+        <w:t xml:space="preserve">References</w:t>
+      </w:r>
+    </w:p>
+    <w:p>
+      <w:pPr>
+        <w:pStyle w:val="FirstParagraph"/>
+      </w:pPr>
+      <w:r>
+        <w:t xml:space="preserve">Bausch, A., &amp; Krist, M. (2007). The effect of context-related moderators on the internationalization–performance relationship: Evidence from meta-analysis.</w:t>
+      </w:r>
+      <w:r>
+        <w:t xml:space="preserve"> </w:t>
+      </w:r>
+      <w:r>
+        <w:rPr>
+          <w:iCs/>
+          <w:i/>
+        </w:rPr>
+        <w:t xml:space="preserve">Management International Review, 47</w:t>
+      </w:r>
+      <w:r>
+        <w:t xml:space="preserve">(3), 319–347. https://doi.org/10.1007/s11575-007-0019-z</w:t>
+      </w:r>
+    </w:p>
+    <w:p>
+      <w:pPr>
+        <w:pStyle w:val="BodyText"/>
+      </w:pPr>
+      <w:r>
+        <w:t xml:space="preserve">Berry, H., &amp; Kaul, A. (2016). Replicating the multinationality–performance relationship: Is there an S-curve?</w:t>
+      </w:r>
+      <w:r>
+        <w:t xml:space="preserve"> </w:t>
+      </w:r>
+      <w:r>
+        <w:rPr>
+          <w:iCs/>
+          <w:i/>
+        </w:rPr>
+        <w:t xml:space="preserve">Strategic Management Journal, 37</w:t>
+      </w:r>
+      <w:r>
+        <w:t xml:space="preserve">(11), 2275–2290. https://doi.org/10.1002/smj.2567</w:t>
+      </w:r>
+    </w:p>
+    <w:p>
+      <w:pPr>
+        <w:pStyle w:val="BodyText"/>
+      </w:pPr>
+      <w:r>
+        <w:t xml:space="preserve">Briguglio, L. (1995). Small island developing states and their economic vulnerabilities.</w:t>
+      </w:r>
+      <w:r>
+        <w:t xml:space="preserve"> </w:t>
+      </w:r>
+      <w:r>
+        <w:rPr>
+          <w:iCs/>
+          <w:i/>
+        </w:rPr>
+        <w:t xml:space="preserve">World Development, 23</w:t>
+      </w:r>
+      <w:r>
+        <w:t xml:space="preserve">(9), 1615–1632. https://doi.org/10.1016/0305-750X(95)00065-K</w:t>
+      </w:r>
+    </w:p>
+    <w:p>
+      <w:pPr>
+        <w:pStyle w:val="BodyText"/>
+      </w:pPr>
+      <w:r>
+        <w:t xml:space="preserve">Cameron, A. C., Gelbach, J. B., &amp; Miller, D. L. (2008). Bootstrap-based improvements for inference with clustered errors.</w:t>
+      </w:r>
+      <w:r>
+        <w:t xml:space="preserve"> </w:t>
+      </w:r>
+      <w:r>
+        <w:rPr>
+          <w:iCs/>
+          <w:i/>
+        </w:rPr>
+        <w:t xml:space="preserve">The Review of Economics and Statistics, 90</w:t>
+      </w:r>
+      <w:r>
+        <w:t xml:space="preserve">(3), 414–427. https://doi.org/10.1162/rest.90.3.414</w:t>
+      </w:r>
+    </w:p>
+    <w:p>
+      <w:pPr>
+        <w:pStyle w:val="BodyText"/>
+      </w:pPr>
+      <w:r>
+        <w:t xml:space="preserve">Cohen, W. M., &amp; Levinthal, D. A. (1990). Absorptive capacity: A new perspective on learning and innovation.</w:t>
+      </w:r>
+      <w:r>
+        <w:t xml:space="preserve"> </w:t>
+      </w:r>
+      <w:r>
+        <w:rPr>
+          <w:iCs/>
+          <w:i/>
+        </w:rPr>
+        <w:t xml:space="preserve">Administrative Science Quarterly, 35</w:t>
+      </w:r>
+      <w:r>
+        <w:t xml:space="preserve">(1), 128–152. https://doi.org/10.2307/2393553</w:t>
+      </w:r>
+    </w:p>
+    <w:p>
+      <w:pPr>
+        <w:pStyle w:val="BodyText"/>
+      </w:pPr>
+      <w:r>
+        <w:t xml:space="preserve">Contractor, F. J., Kundu, S. K., &amp; Hsu, C.-C. (2003). A three-stage theory of international expansion: The link between multinationality and performance in the service sector.</w:t>
+      </w:r>
+      <w:r>
+        <w:t xml:space="preserve"> </w:t>
+      </w:r>
+      <w:r>
+        <w:rPr>
+          <w:iCs/>
+          <w:i/>
+        </w:rPr>
+        <w:t xml:space="preserve">Journal of International Business Studies, 34</w:t>
+      </w:r>
+      <w:r>
+        <w:t xml:space="preserve">(1), 5–18. https://doi.org/10.1057/palgrave.jibs.8400003</w:t>
+      </w:r>
+    </w:p>
+    <w:p>
+      <w:pPr>
+        <w:pStyle w:val="BodyText"/>
+      </w:pPr>
+      <w:r>
+        <w:t xml:space="preserve">Diamantopoulos, A., &amp; Winklhofer, H. M. (2001). Index construction with formative indicators: An alternative to scale development.</w:t>
+      </w:r>
+      <w:r>
+        <w:t xml:space="preserve"> </w:t>
+      </w:r>
+      <w:r>
+        <w:rPr>
+          <w:iCs/>
+          <w:i/>
+        </w:rPr>
+        <w:t xml:space="preserve">Journal of Marketing Research, 38</w:t>
+      </w:r>
+      <w:r>
+        <w:t xml:space="preserve">(2), 269–277. https://doi.org/10.1509/jmkr.38.2.269.18845</w:t>
+      </w:r>
+    </w:p>
+    <w:p>
+      <w:pPr>
+        <w:pStyle w:val="BodyText"/>
+      </w:pPr>
+      <w:r>
+        <w:t xml:space="preserve">Doh, J. P., Rodrigues, S., Saka-Helmhout, A., &amp; Makhija, M. (2017). International business responses to institutional voids.</w:t>
+      </w:r>
+      <w:r>
+        <w:t xml:space="preserve"> </w:t>
+      </w:r>
+      <w:r>
+        <w:rPr>
+          <w:iCs/>
+          <w:i/>
+        </w:rPr>
+        <w:t xml:space="preserve">Journal of International Business Studies, 48</w:t>
+      </w:r>
+      <w:r>
+        <w:t xml:space="preserve">(3), 293–307. https://doi.org/10.1057/s41267-017-0074-z</w:t>
+      </w:r>
+    </w:p>
+    <w:p>
+      <w:pPr>
+        <w:pStyle w:val="BodyText"/>
+      </w:pPr>
+      <w:r>
+        <w:t xml:space="preserve">Haans, R. F. J., Pieters, C., &amp; He, Z.-L. (2016). Thinking about U: Theorizing and testing U- and inverted U-shaped relationships in strategy research.</w:t>
+      </w:r>
+      <w:r>
+        <w:t xml:space="preserve"> </w:t>
+      </w:r>
+      <w:r>
+        <w:rPr>
+          <w:iCs/>
+          <w:i/>
+        </w:rPr>
+        <w:t xml:space="preserve">Strategic Management Journal, 37</w:t>
+      </w:r>
+      <w:r>
+        <w:t xml:space="preserve">(7), 1177–1195. https://doi.org/10.1002/smj.2399</w:t>
+      </w:r>
+    </w:p>
+    <w:p>
+      <w:pPr>
+        <w:pStyle w:val="BodyText"/>
+      </w:pPr>
+      <w:r>
+        <w:t xml:space="preserve">Hennart, J.-F. (2007). The theoretical rationale for a multinationality–performance relationship.</w:t>
+      </w:r>
+      <w:r>
+        <w:t xml:space="preserve"> </w:t>
+      </w:r>
+      <w:r>
+        <w:rPr>
+          <w:iCs/>
+          <w:i/>
+        </w:rPr>
+        <w:t xml:space="preserve">Management International Review, 47</w:t>
+      </w:r>
+      <w:r>
+        <w:t xml:space="preserve">(3), 423–452. https://doi.org/10.1007/s11575-007-0023-3</w:t>
+      </w:r>
+    </w:p>
+    <w:p>
+      <w:pPr>
+        <w:pStyle w:val="BodyText"/>
+      </w:pPr>
+      <w:r>
+        <w:t xml:space="preserve">Hitt, M. A., Hoskisson, R. E., &amp; Kim, H. (1997). International diversification: Effects on innovation and firm performance in product-diversified firms.</w:t>
+      </w:r>
+      <w:r>
+        <w:t xml:space="preserve"> </w:t>
+      </w:r>
+      <w:r>
+        <w:rPr>
+          <w:iCs/>
+          <w:i/>
+        </w:rPr>
+        <w:t xml:space="preserve">Academy of Management Journal, 40</w:t>
+      </w:r>
+      <w:r>
+        <w:t xml:space="preserve">(4), 767–798. https://doi.org/10.2307/256948</w:t>
+      </w:r>
+    </w:p>
+    <w:p>
+      <w:pPr>
+        <w:pStyle w:val="BodyText"/>
+      </w:pPr>
+      <w:r>
+        <w:t xml:space="preserve">Hsieh, C.-T., &amp; Klenow, P. J. (2009). Misallocation and manufacturing TFP in China and India.</w:t>
+      </w:r>
+      <w:r>
+        <w:t xml:space="preserve"> </w:t>
+      </w:r>
+      <w:r>
+        <w:rPr>
+          <w:iCs/>
+          <w:i/>
+        </w:rPr>
+        <w:t xml:space="preserve">The Quarterly Journal of Economics, 124</w:t>
+      </w:r>
+      <w:r>
+        <w:t xml:space="preserve">(4), 1403–1448. https://doi.org/10.1162/qjec.2009.124.4.1403</w:t>
+      </w:r>
+    </w:p>
+    <w:p>
+      <w:pPr>
+        <w:pStyle w:val="BodyText"/>
+      </w:pPr>
+      <w:r>
+        <w:t xml:space="preserve">Jarvis, C. B., MacKenzie, S. B., &amp; Podsakoff, P. M. (2003). A critical review of construct indicators and measurement model misspecification in marketing and consumer research.</w:t>
+      </w:r>
+      <w:r>
+        <w:t xml:space="preserve"> </w:t>
+      </w:r>
+      <w:r>
+        <w:rPr>
+          <w:iCs/>
+          <w:i/>
+        </w:rPr>
+        <w:t xml:space="preserve">Journal of Consumer Research, 30</w:t>
+      </w:r>
+      <w:r>
+        <w:t xml:space="preserve">(2), 199–218. https://doi.org/10.1086/376806</w:t>
+      </w:r>
+    </w:p>
+    <w:p>
+      <w:pPr>
+        <w:pStyle w:val="BodyText"/>
+      </w:pPr>
+      <w:r>
+        <w:t xml:space="preserve">Johanson, J., &amp; Vahlne, J.-E. (1977). The internationalization process of the firm: A model of knowledge development and increasing foreign market commitments.</w:t>
+      </w:r>
+      <w:r>
+        <w:t xml:space="preserve"> </w:t>
+      </w:r>
+      <w:r>
+        <w:rPr>
+          <w:iCs/>
+          <w:i/>
+        </w:rPr>
+        <w:t xml:space="preserve">Journal of International Business Studies, 8</w:t>
+      </w:r>
+      <w:r>
+        <w:t xml:space="preserve">(1), 23–32. https://doi.org/10.1057/palgrave.jibs.8490676</w:t>
+      </w:r>
+    </w:p>
+    <w:p>
+      <w:pPr>
+        <w:pStyle w:val="BodyText"/>
+      </w:pPr>
+      <w:r>
+        <w:t xml:space="preserve">Johanson, J., &amp; Vahlne, J.-E. (2009). The Uppsala internationalization process model revisited: From liability of foreignness to liability of outsidership.</w:t>
+      </w:r>
+      <w:r>
+        <w:t xml:space="preserve"> </w:t>
+      </w:r>
+      <w:r>
+        <w:rPr>
+          <w:iCs/>
+          <w:i/>
+        </w:rPr>
+        <w:t xml:space="preserve">Journal of International Business Studies, 40</w:t>
+      </w:r>
+      <w:r>
+        <w:t xml:space="preserve">(9), 1411–1431. https://doi.org/10.1057/jibs.2009.24</w:t>
+      </w:r>
+    </w:p>
+    <w:p>
+      <w:pPr>
+        <w:pStyle w:val="BodyText"/>
+      </w:pPr>
+      <w:r>
+        <w:t xml:space="preserve">Khanna, T., &amp; Palepu, K. G. (2010).</w:t>
+      </w:r>
+      <w:r>
+        <w:t xml:space="preserve"> </w:t>
+      </w:r>
+      <w:r>
+        <w:rPr>
+          <w:iCs/>
+          <w:i/>
+        </w:rPr>
+        <w:t xml:space="preserve">Winning in emerging markets: A road map for strategy and execution</w:t>
+      </w:r>
+      <w:r>
+        <w:t xml:space="preserve">. Harvard Business Press.</w:t>
+      </w:r>
+    </w:p>
+    <w:p>
+      <w:pPr>
+        <w:pStyle w:val="BodyText"/>
+      </w:pPr>
+      <w:r>
+        <w:t xml:space="preserve">Kirca, A. H., Hult, G. T. M., Roth, K., Cavusgil, S. T., Perry, M. Z., Akdeniz, M. B., Deligonul, S. Z., Mena, J. A., Pollitte, W. A., Hoppner, J. J., Miller, J. C., &amp; White, R. C. (2011). Firm-specific assets, multinationality, and financial performance: A meta-analytic review and theoretical integration.</w:t>
+      </w:r>
+      <w:r>
+        <w:t xml:space="preserve"> </w:t>
+      </w:r>
+      <w:r>
+        <w:rPr>
+          <w:iCs/>
+          <w:i/>
+        </w:rPr>
+        <w:t xml:space="preserve">Academy of Management Journal, 54</w:t>
+      </w:r>
+      <w:r>
+        <w:t xml:space="preserve">(1), 47–72. https://doi.org/10.5465/amj.2011.59215090</w:t>
+      </w:r>
+    </w:p>
+    <w:p>
+      <w:pPr>
+        <w:pStyle w:val="BodyText"/>
+      </w:pPr>
+      <w:r>
+        <w:t xml:space="preserve">Lall, S. (1992). Technological capabilities and industrialization.</w:t>
+      </w:r>
+      <w:r>
+        <w:t xml:space="preserve"> </w:t>
+      </w:r>
+      <w:r>
+        <w:rPr>
+          <w:iCs/>
+          <w:i/>
+        </w:rPr>
+        <w:t xml:space="preserve">World Development, 20</w:t>
+      </w:r>
+      <w:r>
+        <w:t xml:space="preserve">(2), 165–186. https://doi.org/10.1016/0305-750X(92)90097-F</w:t>
+      </w:r>
+    </w:p>
+    <w:p>
+      <w:pPr>
+        <w:pStyle w:val="BodyText"/>
+      </w:pPr>
+      <w:r>
+        <w:t xml:space="preserve">Lind, J. T., &amp; Mehlum, H. (2010). With or without U? The appropriate test for a U-shaped relationship.</w:t>
+      </w:r>
+      <w:r>
+        <w:t xml:space="preserve"> </w:t>
+      </w:r>
+      <w:r>
+        <w:rPr>
+          <w:iCs/>
+          <w:i/>
+        </w:rPr>
+        <w:t xml:space="preserve">Oxford Bulletin of Economics and Statistics, 72</w:t>
+      </w:r>
+      <w:r>
+        <w:t xml:space="preserve">(1), 109–118. https://doi.org/10.1111/j.1468-0084.2009.00569.x</w:t>
+      </w:r>
+    </w:p>
+    <w:p>
+      <w:pPr>
+        <w:pStyle w:val="BodyText"/>
+      </w:pPr>
+      <w:r>
+        <w:t xml:space="preserve">Lu, J. W., &amp; Beamish, P. W. (2004). International diversification and firm performance: The S-curve hypothesis.</w:t>
+      </w:r>
+      <w:r>
+        <w:t xml:space="preserve"> </w:t>
+      </w:r>
+      <w:r>
+        <w:rPr>
+          <w:iCs/>
+          <w:i/>
+        </w:rPr>
+        <w:t xml:space="preserve">Academy of Management Journal, 47</w:t>
+      </w:r>
+      <w:r>
+        <w:t xml:space="preserve">(4), 598–609. https://doi.org/10.2307/20159604</w:t>
+      </w:r>
+    </w:p>
+    <w:p>
+      <w:pPr>
+        <w:pStyle w:val="BodyText"/>
+      </w:pPr>
+      <w:r>
+        <w:t xml:space="preserve">Mahler, D. G., Serajuddin, U., Wadhwa, D., &amp; Yonzan, N. (2026, April).</w:t>
+      </w:r>
+      <w:r>
+        <w:t xml:space="preserve"> </w:t>
+      </w:r>
+      <w:r>
+        <w:rPr>
+          <w:iCs/>
+          <w:i/>
+        </w:rPr>
+        <w:t xml:space="preserve">The world is developing at its slowest pace in 75 years</w:t>
+      </w:r>
+      <w:r>
+        <w:t xml:space="preserve"> </w:t>
+      </w:r>
+      <w:r>
+        <w:t xml:space="preserve">(Policy Research Working Paper No. 11350). World Bank Group.</w:t>
+      </w:r>
+    </w:p>
+    <w:p>
+      <w:pPr>
+        <w:pStyle w:val="BodyText"/>
+      </w:pPr>
+      <w:r>
+        <w:t xml:space="preserve">Melitz, M. J. (2003). The impact of trade on intra-industry reallocations and aggregate industry productivity.</w:t>
+      </w:r>
+      <w:r>
+        <w:t xml:space="preserve"> </w:t>
+      </w:r>
+      <w:r>
+        <w:rPr>
+          <w:iCs/>
+          <w:i/>
+        </w:rPr>
+        <w:t xml:space="preserve">Econometrica, 71</w:t>
+      </w:r>
+      <w:r>
+        <w:t xml:space="preserve">(6), 1695–1725. https://doi.org/10.1111/1468-0262.00467</w:t>
+      </w:r>
+    </w:p>
+    <w:p>
+      <w:pPr>
+        <w:pStyle w:val="BodyText"/>
+      </w:pPr>
+      <w:r>
+        <w:t xml:space="preserve">North, D. C. (1990).</w:t>
+      </w:r>
+      <w:r>
+        <w:t xml:space="preserve"> </w:t>
+      </w:r>
+      <w:r>
+        <w:rPr>
+          <w:iCs/>
+          <w:i/>
+        </w:rPr>
+        <w:t xml:space="preserve">Institutions, institutional change and economic performance</w:t>
+      </w:r>
+      <w:r>
+        <w:t xml:space="preserve">. Cambridge University Press. https://doi.org/10.1017/CBO9780511808678</w:t>
+      </w:r>
+    </w:p>
+    <w:p>
+      <w:pPr>
+        <w:pStyle w:val="BodyText"/>
+      </w:pPr>
+      <w:r>
+        <w:t xml:space="preserve">Pisani, N., Garcia-Bernardo, J., &amp; Heemskerk, E. (2020). Does it pay to be a multinational? A large-sample, cross-national replication assessing the multinationality–performance relationship.</w:t>
+      </w:r>
+      <w:r>
+        <w:t xml:space="preserve"> </w:t>
+      </w:r>
+      <w:r>
+        <w:rPr>
+          <w:iCs/>
+          <w:i/>
+        </w:rPr>
+        <w:t xml:space="preserve">Strategic Management Journal, 41</w:t>
+      </w:r>
+      <w:r>
+        <w:t xml:space="preserve">(1), 152–172. https://doi.org/10.1002/smj.3087</w:t>
+      </w:r>
+    </w:p>
+    <w:p>
+      <w:pPr>
+        <w:pStyle w:val="BodyText"/>
+      </w:pPr>
+      <w:r>
+        <w:t xml:space="preserve">Sarasvathy, S. D., Kumar, K., York, J. G., &amp; Bhagavatula, S. (2014). An effectual approach to international entrepreneurship: Overlaps, challenges, and provocative possibilities.</w:t>
+      </w:r>
+      <w:r>
+        <w:t xml:space="preserve"> </w:t>
+      </w:r>
+      <w:r>
+        <w:rPr>
+          <w:iCs/>
+          <w:i/>
+        </w:rPr>
+        <w:t xml:space="preserve">Entrepreneurship Theory and Practice, 38</w:t>
+      </w:r>
+      <w:r>
+        <w:t xml:space="preserve">(1), 71–93. https://doi.org/10.1111/etap.12088</w:t>
+      </w:r>
+    </w:p>
+    <w:p>
+      <w:pPr>
+        <w:pStyle w:val="BodyText"/>
+      </w:pPr>
+      <w:r>
+        <w:t xml:space="preserve">Verbeke, A., &amp; Brugman, P. (2018). Triple-testing the quality of multinationality–performance research: An internalization theory perspective.</w:t>
+      </w:r>
+      <w:r>
+        <w:t xml:space="preserve"> </w:t>
+      </w:r>
+      <w:r>
+        <w:rPr>
+          <w:iCs/>
+          <w:i/>
+        </w:rPr>
+        <w:t xml:space="preserve">International Business Review, 27</w:t>
+      </w:r>
+      <w:r>
+        <w:t xml:space="preserve">(2), 333–351. https://doi.org/10.1016/j.ibusrev.2017.09.005</w:t>
+      </w:r>
+    </w:p>
+    <w:p>
+      <w:pPr>
+        <w:pStyle w:val="BodyText"/>
+      </w:pPr>
+      <w:r>
+        <w:t xml:space="preserve">Winters, L. A., &amp; Martins, P. M. G. (2004). When comparative advantage is not enough: Business costs in small remote economies.</w:t>
+      </w:r>
+      <w:r>
+        <w:t xml:space="preserve"> </w:t>
+      </w:r>
+      <w:r>
+        <w:rPr>
+          <w:iCs/>
+          <w:i/>
+        </w:rPr>
+        <w:t xml:space="preserve">World Trade Review, 3</w:t>
+      </w:r>
+      <w:r>
+        <w:t xml:space="preserve">(3), 347–383. https://doi.org/10.1017/S1474745604001922</w:t>
+      </w:r>
+    </w:p>
+    <w:p>
+      <w:pPr>
+        <w:pStyle w:val="BodyText"/>
+      </w:pPr>
+      <w:r>
+        <w:t xml:space="preserve">Zaheer, S. (1995). Overcoming the liability of foreignness.</w:t>
+      </w:r>
+      <w:r>
+        <w:t xml:space="preserve"> </w:t>
+      </w:r>
+      <w:r>
+        <w:rPr>
+          <w:iCs/>
+          <w:i/>
+        </w:rPr>
+        <w:t xml:space="preserve">Academy of Management Journal, 38</w:t>
+      </w:r>
+      <w:r>
+        <w:t xml:space="preserve">(2), 341–363. https://doi.org/10.2307/256683</w:t>
+      </w:r>
+    </w:p>
+    <w:bookmarkEnd w:id="44"/>
+    <w:bookmarkEnd w:id="45"/>
     <w:sectPr/>
   </w:body>
 </w:document>

--- a/p8/p8_pacific_sids_redesigned_en.docx
+++ b/p8/p8_pacific_sids_redesigned_en.docx
@@ -2,13 +2,13 @@
 <file path=word/document.xml><?xml version="1.0" encoding="utf-8"?>
 <w:document xmlns:w="http://schemas.openxmlformats.org/wordprocessingml/2006/main" xmlns:m="http://schemas.openxmlformats.org/officeDocument/2006/math" xmlns:r="http://schemas.openxmlformats.org/officeDocument/2006/relationships" xmlns:o="urn:schemas-microsoft-com:office:office" xmlns:v="urn:schemas-microsoft-com:vml" xmlns:w10="urn:schemas-microsoft-com:office:word" xmlns:a="http://schemas.openxmlformats.org/drawingml/2006/main" xmlns:pic="http://schemas.openxmlformats.org/drawingml/2006/picture" xmlns:wp="http://schemas.openxmlformats.org/drawingml/2006/wordprocessingDrawing">
   <w:body>
-    <w:bookmarkStart w:id="45" w:name="Xe1f642b2198df26d89e85064018a7f36fdfdafe"/>
+    <w:bookmarkStart w:id="45" w:name="X762b2c72165c8caef3d80510699a0007520dbf8"/>
     <w:p>
       <w:pPr>
         <w:pStyle w:val="Heading1"/>
       </w:pPr>
       <w:r>
-        <w:t xml:space="preserve">When the Inverted-U Inverts: Structural Boundary Conditions of the Internationalization–Performance Relationship in Pacific Microstates</w:t>
+        <w:t xml:space="preserve">When the Inverted-U Dissolves: Structural Boundary Conditions of the Internationalization–Performance Relationship in Pacific Microstates</w:t>
       </w:r>
     </w:p>
     <w:p>
@@ -118,7 +118,7 @@
         <w:pStyle w:val="FirstParagraph"/>
       </w:pPr>
       <w:r>
-        <w:t xml:space="preserve">The inverted-U is the dominant functional form for the internationalization–performance (I–P) relationship: performance first rises with foreign-sales intensity, then declines beyond a turning point. This logic rests, implicitly, on three structural prerequisites—a viable domestic market, manageable trade costs, and functional institutional support—that are routinely satisfied in mainstream samples but are simultaneously violated in the world’s most peripheral economies. We test whether the inverted-U extends to such contexts using World Bank Enterprise Survey microdata from 1,916 firms across eight Pacific small island developing states (SIDS) and Timor-Leste (2009–2025). We find that the canonical inverted-U</w:t>
+        <w:t xml:space="preserve">The inverted-U is the dominant functional form for the internationalization–performance (I–P) relationship: performance first rises with foreign-sales intensity, then declines beyond a turning point. This logic rests, implicitly, on three structural prerequisites—a viable domestic market, manageable trade costs, and functional institutional support—that are routinely satisfied in mainstream samples but are simultaneously violated in the world’s most peripheral economies. We test whether the inverted-U extends to such contexts using World Bank Enterprise Survey microdata from 1,916 firms across eight Pacific small island developing states (SIDS) and Timor-Leste (2009–2025). The robust finding is that the canonical inverted-U</w:t>
       </w:r>
       <w:r>
         <w:t xml:space="preserve"> </w:t>
@@ -131,7 +131,7 @@
         <w:t xml:space="preserve">dissolves</w:t>
       </w:r>
       <w:r>
-        <w:t xml:space="preserve">: across the full sample, neither the curvature term nor the export-intensity slope is statistically distinguishable from zero (wild-cluster bootstrap p = .21 and .25, respectively), in sharp contrast to the sharp inverted-U observed in mainland transition economies. Once firm capability is held constant, the relationship is, if anything,</w:t>
+        <w:t xml:space="preserve">: across the full sample, neither the curvature term nor the export-intensity slope is statistically distinguishable from zero (wild-cluster bootstrap p = .21 and .25, respectively), in sharp contrast to the sharp inverted-U observed in mainland transition economies. A weaker, suggestive pattern is that once firm capability is held constant the curvature becomes positive and marginally significant (wild-cluster bootstrap p = .07), hinting at a</w:t>
       </w:r>
       <w:r>
         <w:t xml:space="preserve"> </w:t>
@@ -141,10 +141,13 @@
           <w:bCs/>
           <w:b/>
         </w:rPr>
-        <w:t xml:space="preserve">convex (U-shaped) rather than concave</w:t>
-      </w:r>
-      <w:r>
-        <w:t xml:space="preserve">—a productivity penalty across the low-to-moderate export-intensity range in which almost all island firms operate, reversing only at export intensities that are empirically rare (wild-cluster bootstrap p = .07). Technological capability raises the productivity level (p = .04) but does not restore the inverted-U. We interpret this reversal through the concept of a</w:t>
+        <w:t xml:space="preserve">convex</w:t>
+      </w:r>
+      <w:r>
+        <w:t xml:space="preserve"> </w:t>
+      </w:r>
+      <w:r>
+        <w:t xml:space="preserve">rather than concave relationship—a productivity penalty across the low-to-moderate export-intensity range in which almost all island firms operate; we present this convexity cautiously rather than as a confirmed reversal. Technological capability raises the productivity level (p = .04) but does not restore the inverted-U. We interpret this pattern through the concept of a</w:t>
       </w:r>
       <w:r>
         <w:t xml:space="preserve"> </w:t>
@@ -263,7 +266,7 @@
         <w:pStyle w:val="BodyText"/>
       </w:pPr>
       <w:r>
-        <w:t xml:space="preserve">Using World Bank Enterprise Survey (WBES) microdata for 1,916 firms across eight Pacific SIDS and Timor-Leste, we ask whether the inverted-U extends to this extreme periphery. It does not. The curvature that defines the inverted-U is statistically absent; the export-intensity slope is indistinguishable from zero; and, conditional on firm capability, the relationship is convex rather than concave—a productivity penalty in the low-to-moderate export range in which nearly all island firms operate. We name the theoretical limiting case of this pattern the</w:t>
+        <w:t xml:space="preserve">Using World Bank Enterprise Survey (WBES) microdata for 1,916 firms across eight Pacific SIDS and Timor-Leste, we ask whether the inverted-U extends to this extreme periphery. It does not: the curvature that defines the inverted-U is statistically absent and the export-intensity slope is indistinguishable from zero. A weaker, suggestive pattern—conditional on firm capability, the relationship leans convex rather than concave, a productivity penalty in the low-to-moderate export range in which nearly all island firms operate—points toward a theoretical limiting case we name the</w:t>
       </w:r>
       <w:r>
         <w:t xml:space="preserve"> </w:t>
@@ -276,7 +279,7 @@
         <w:t xml:space="preserve">Forced Internationalization Penalty (FIP)</w:t>
       </w:r>
       <w:r>
-        <w:t xml:space="preserve">.</w:t>
+        <w:t xml:space="preserve">, which we treat as a bounding concept rather than a confirmed effect.</w:t>
       </w:r>
     </w:p>
     <w:p>
@@ -521,13 +524,13 @@
           <w:bCs/>
           <w:b/>
         </w:rPr>
-        <w:t xml:space="preserve">Proposition 2 (conditional inversion).</w:t>
-      </w:r>
-      <w:r>
-        <w:t xml:space="preserve"> </w:t>
-      </w:r>
-      <w:r>
-        <w:t xml:space="preserve">Conditional on firm capability, the SIDS I–P relationship is convex—a productivity penalty across the low-to-moderate export-intensity range, reversing only at high intensities that are empirically rare—the reverse of the mainland inverted-U.</w:t>
+        <w:t xml:space="preserve">Proposition 2 (conditional convexity; exploratory).</w:t>
+      </w:r>
+      <w:r>
+        <w:t xml:space="preserve"> </w:t>
+      </w:r>
+      <w:r>
+        <w:t xml:space="preserve">Conditional on firm capability, the SIDS I–P relationship leans convex rather than concave—a productivity penalty across the low-to-moderate export-intensity range, reversing only at high intensities that are empirically rare. We frame this as an exploratory proposition, given that the convexity is only marginally significant.</w:t>
       </w:r>
     </w:p>
     <w:p>
@@ -1317,13 +1320,13 @@
       </w:r>
     </w:p>
     <w:bookmarkEnd w:id="30"/>
-    <w:bookmarkStart w:id="34" w:name="Xf6fcaf231835c609f5bea03c61b13cc30188faa"/>
+    <w:bookmarkStart w:id="34" w:name="X138d32768b4d5f2d261c9a32b4da90ddb281392"/>
     <w:p>
       <w:pPr>
         <w:pStyle w:val="Heading3"/>
       </w:pPr>
       <w:r>
-        <w:t xml:space="preserve">4.2 Conditional inversion: a U-shape, not an inverted-U (Proposition 2)</w:t>
+        <w:t xml:space="preserve">4.2 A suggestive conditional convexity (Proposition 2)</w:t>
       </w:r>
     </w:p>
     <w:p>
@@ -1331,7 +1334,7 @@
         <w:pStyle w:val="FirstParagraph"/>
       </w:pPr>
       <w:r>
-        <w:t xml:space="preserve">Once technological capability and digital adoption are held constant (M3), the curvature is</w:t>
+        <w:t xml:space="preserve">Once technological capability and digital adoption are held constant (M3), the curvature turns positive and</w:t>
       </w:r>
       <w:r>
         <w:t xml:space="preserve"> </w:t>
@@ -1341,13 +1344,13 @@
           <w:bCs/>
           <w:b/>
         </w:rPr>
-        <w:t xml:space="preserve">positive and marginally robust</w:t>
-      </w:r>
-      <w:r>
-        <w:t xml:space="preserve"> </w:t>
-      </w:r>
-      <w:r>
-        <w:t xml:space="preserve">(β₂ = +0.844, wild-bootstrap p = .07), with a negative linear term (β₁ = −0.860). The implied shape is</w:t>
+        <w:t xml:space="preserve">marginally significant</w:t>
+      </w:r>
+      <w:r>
+        <w:t xml:space="preserve"> </w:t>
+      </w:r>
+      <w:r>
+        <w:t xml:space="preserve">(β₂ = +0.844, wild-bootstrap p = .07), with a negative linear term (β₁ = −0.860). The implied shape is, tentatively,</w:t>
       </w:r>
       <w:r>
         <w:t xml:space="preserve"> </w:t>
@@ -1360,7 +1363,7 @@
         <w:t xml:space="preserve">convex (U-shaped)</w:t>
       </w:r>
       <w:r>
-        <w:t xml:space="preserve">: productivity declines with export intensity across the low-to-moderate range and turns up only beyond an interior</w:t>
+        <w:t xml:space="preserve">: productivity declines with export intensity across the low-to-moderate range and would turn up only beyond an interior</w:t>
       </w:r>
       <w:r>
         <w:t xml:space="preserve"> </w:t>
@@ -1376,7 +1379,23 @@
         <w:t xml:space="preserve"> </w:t>
       </w:r>
       <w:r>
-        <w:t xml:space="preserve">around the high-FSTS region that few island firms reach. This is the mirror image of the mainland inverted-U.</w:t>
+        <w:t xml:space="preserve">in the high-FSTS region that few island firms reach. We read this as</w:t>
+      </w:r>
+      <w:r>
+        <w:t xml:space="preserve"> </w:t>
+      </w:r>
+      <w:r>
+        <w:rPr>
+          <w:iCs/>
+          <w:i/>
+        </w:rPr>
+        <w:t xml:space="preserve">suggestive</w:t>
+      </w:r>
+      <w:r>
+        <w:t xml:space="preserve"> </w:t>
+      </w:r>
+      <w:r>
+        <w:t xml:space="preserve">of a mirror image of the mainland inverted-U rather than a confirmed reversal, given the marginal significance and the small number of clusters.</w:t>
       </w:r>
     </w:p>
     <w:p>
@@ -1388,7 +1407,7 @@
           <wp:inline>
             <wp:extent cx="5334000" cy="2402940"/>
             <wp:effectExtent b="0" l="0" r="0" t="0"/>
-            <wp:docPr descr="Figure 1. The inverted-U inverts at the periphery. Mainland transition economies show a concave inverted-U (panel a); Pacific SIDS, conditional on firm capability, show a convex U-shape (panel b) with a productivity penalty across the low-to-moderate export-intensity range where almost all island firms operate." title="" id="32" name="Picture"/>
+            <wp:docPr descr="Figure 1. The inverted-U dissolves at the periphery. Mainland transition economies show a sharp concave inverted-U (panel a); in Pacific SIDS the inverted-U is statistically absent, and conditional on firm capability a suggestive convex pattern emerges (panel b), implying a productivity penalty across the low-to-moderate export-intensity range where almost all island firms operate." title="" id="32" name="Picture"/>
             <a:graphic>
               <a:graphicData uri="http://schemas.openxmlformats.org/drawingml/2006/picture">
                 <pic:pic>
@@ -1429,7 +1448,7 @@
         <w:t xml:space="preserve"> </w:t>
       </w:r>
       <w:r>
-        <w:t xml:space="preserve">Substantively, the dominant mass of SIDS firms—almost all at low-to-moderate FSTS—sits on the</w:t>
+        <w:t xml:space="preserve">Substantively, if the convex pattern holds, the dominant mass of SIDS firms—almost all at low-to-moderate FSTS—would sit on the</w:t>
       </w:r>
       <w:r>
         <w:t xml:space="preserve"> </w:t>
@@ -1538,7 +1557,7 @@
         <w:pStyle w:val="FirstParagraph"/>
       </w:pPr>
       <w:r>
-        <w:t xml:space="preserve">Our central result is that the inverted-U I–P relationship does not extend to the Pacific periphery. The shape that organizes the I–P literature dissolves, and—conditional on capability—inverts. This is not a failure of measurement but a</w:t>
+        <w:t xml:space="preserve">Our central result is that the inverted-U I–P relationship does not extend to the Pacific periphery. The shape that organizes the I–P literature dissolves, with suggestive evidence that—conditional on capability—the relationship leans convex rather than inverting cleanly. This is not a failure of measurement but a</w:t>
       </w:r>
       <w:r>
         <w:t xml:space="preserve"> </w:t>
@@ -1640,7 +1659,7 @@
         <w:pStyle w:val="FirstParagraph"/>
       </w:pPr>
       <w:r>
-        <w:t xml:space="preserve">The inverted-U is the workhorse functional form of the internationalization–performance literature, but its generating logic presupposes structural prerequisites that the world’s most peripheral economies lack. Using firm-level data from eight Pacific island states and Timor-Leste, we show that the inverted-U dissolves at this periphery and, conditional on capability, inverts into a convex penalty across the export-intensity range where island firms actually operate. We name the limiting case the Forced Internationalization Penalty and position it as a scope condition of universal internationalization theory. The paradigm is conditional, not universal: where the domestic market is too small, trade costs too high, and institutions too thin, intensifying internationalization is not a path to performance but a structural burden.</w:t>
+        <w:t xml:space="preserve">The inverted-U is the workhorse functional form of the internationalization–performance literature, but its generating logic presupposes structural prerequisites that the world’s most peripheral economies lack. Using firm-level data from eight Pacific island states and Timor-Leste, we show that the inverted-U dissolves at this periphery, with suggestive evidence that, conditional on capability, the relationship leans convex—a penalty across the export-intensity range where island firms actually operate. We name the limiting case the Forced Internationalization Penalty and position it as a scope condition of universal internationalization theory. The paradigm is conditional, not universal: where the domestic market is too small, trade costs too high, and institutions too thin, intensifying internationalization is not a path to performance but a structural burden.</w:t>
       </w:r>
     </w:p>
     <w:bookmarkEnd w:id="43"/>

--- a/p8/p8_pacific_sids_redesigned_en.docx
+++ b/p8/p8_pacific_sids_redesigned_en.docx
@@ -62,7 +62,7 @@
         <w:t xml:space="preserve"> </w:t>
       </w:r>
       <w:r>
-        <w:t xml:space="preserve">draft toward a scope-conditions contribution. All firm-level estimates are reproducible from</w:t>
+        <w:t xml:space="preserve">draft toward a scope-conditions contribution; sample corrected to the seven genuine Pacific SIDS (Timor-Leste excluded per World Bank / UN classification). All firm-level estimates are reproducible from</w:t>
       </w:r>
       <w:r>
         <w:t xml:space="preserve"> </w:t>
@@ -71,7 +71,22 @@
         <w:rPr>
           <w:rStyle w:val="VerbatimChar"/>
         </w:rPr>
-        <w:t xml:space="preserve">p8/replication/data/p8_redesign_fullsample.csv</w:t>
+        <w:t xml:space="preserve">p8/replication/data/p8_7pacific_pinned.csv</w:t>
+      </w:r>
+      <w:r>
+        <w:t xml:space="preserve"> </w:t>
+      </w:r>
+      <w:r>
+        <w:t xml:space="preserve">via</w:t>
+      </w:r>
+      <w:r>
+        <w:t xml:space="preserve"> </w:t>
+      </w:r>
+      <w:r>
+        <w:rPr>
+          <w:rStyle w:val="VerbatimChar"/>
+        </w:rPr>
+        <w:t xml:space="preserve">p8/replication/build_and_run_p8_7pacific.py</w:t>
       </w:r>
       <w:r>
         <w:t xml:space="preserve"> </w:t>
@@ -89,7 +104,10 @@
         <w:t xml:space="preserve">.dta</w:t>
       </w:r>
       <w:r>
-        <w:t xml:space="preserve">); design and verification in</w:t>
+        <w:t xml:space="preserve"> </w:t>
+      </w:r>
+      <w:r>
+        <w:t xml:space="preserve">using the P7 harmonisation); design and verification in</w:t>
       </w:r>
       <w:r>
         <w:t xml:space="preserve"> </w:t>
@@ -118,7 +136,7 @@
         <w:pStyle w:val="FirstParagraph"/>
       </w:pPr>
       <w:r>
-        <w:t xml:space="preserve">The inverted-U is the dominant functional form for the internationalization–performance (I–P) relationship: performance first rises with foreign-sales intensity, then declines beyond a turning point. This logic rests, implicitly, on three structural prerequisites—a viable domestic market, manageable trade costs, and functional institutional support—that are routinely satisfied in mainstream samples but are simultaneously violated in the world’s most peripheral economies. We test whether the inverted-U extends to such contexts using World Bank Enterprise Survey microdata from 1,916 firms across eight Pacific small island developing states (SIDS) and Timor-Leste (2009–2025). The robust finding is that the canonical inverted-U</w:t>
+        <w:t xml:space="preserve">The inverted-U is the dominant functional form for the internationalization–performance (I–P) relationship: performance first rises with foreign-sales intensity, then declines beyond a turning point. This logic rests, implicitly, on three structural prerequisites—a viable domestic market, manageable trade costs, and functional institutional support—that are routinely satisfied in mainstream samples but are simultaneously violated in the world’s most peripheral economies. We test whether the inverted-U extends to such contexts using World Bank Enterprise Survey microdata from 1,450 firms across seven Pacific small island developing states (SIDS)—Fiji, Kiribati, Papua New Guinea, Samoa, Solomon Islands, Tonga, and Vanuatu (2009–2025). The robust finding is that the canonical inverted-U</w:t>
       </w:r>
       <w:r>
         <w:t xml:space="preserve"> </w:t>
@@ -131,7 +149,23 @@
         <w:t xml:space="preserve">dissolves</w:t>
       </w:r>
       <w:r>
-        <w:t xml:space="preserve">: across the full sample, neither the curvature term nor the export-intensity slope is statistically distinguishable from zero (wild-cluster bootstrap p = .21 and .25, respectively), in sharp contrast to the sharp inverted-U observed in mainland transition economies. A weaker, suggestive pattern is that once firm capability is held constant the curvature becomes positive and marginally significant (wild-cluster bootstrap p = .07), hinting at a</w:t>
+        <w:t xml:space="preserve">: across the full sample, the export-intensity slope is statistically indistinguishable from zero (wild-cluster bootstrap p = .66) and the curvature term is only marginally significant and</w:t>
+      </w:r>
+      <w:r>
+        <w:t xml:space="preserve"> </w:t>
+      </w:r>
+      <w:r>
+        <w:rPr>
+          <w:iCs/>
+          <w:i/>
+        </w:rPr>
+        <w:t xml:space="preserve">positive</w:t>
+      </w:r>
+      <w:r>
+        <w:t xml:space="preserve"> </w:t>
+      </w:r>
+      <w:r>
+        <w:t xml:space="preserve">rather than concave (p = .082), in sharp contrast to the sharp inverted-U observed in mainland transition economies. A weaker, suggestive pattern is that once firm capability is held constant the curvature becomes more strongly positive and marginally significant (wild-cluster bootstrap p = .056), hinting at a</w:t>
       </w:r>
       <w:r>
         <w:t xml:space="preserve"> </w:t>
@@ -147,7 +181,7 @@
         <w:t xml:space="preserve"> </w:t>
       </w:r>
       <w:r>
-        <w:t xml:space="preserve">rather than concave relationship—a productivity penalty across the low-to-moderate export-intensity range in which almost all island firms operate; we present this convexity cautiously rather than as a confirmed reversal. Technological capability raises the productivity level (p = .04) but does not restore the inverted-U. We interpret this pattern through the concept of a</w:t>
+        <w:t xml:space="preserve">rather than concave relationship—a productivity penalty across the low-to-moderate export-intensity range in which almost all island firms operate; we present this convexity cautiously rather than as a confirmed reversal. Technological capability raises the productivity level (p = .036) but does not restore the inverted-U. We interpret this pattern through the concept of a</w:t>
       </w:r>
       <w:r>
         <w:t xml:space="preserve"> </w:t>
@@ -266,7 +300,7 @@
         <w:pStyle w:val="BodyText"/>
       </w:pPr>
       <w:r>
-        <w:t xml:space="preserve">Using World Bank Enterprise Survey (WBES) microdata for 1,916 firms across eight Pacific SIDS and Timor-Leste, we ask whether the inverted-U extends to this extreme periphery. It does not: the curvature that defines the inverted-U is statistically absent and the export-intensity slope is indistinguishable from zero. A weaker, suggestive pattern—conditional on firm capability, the relationship leans convex rather than concave, a productivity penalty in the low-to-moderate export range in which nearly all island firms operate—points toward a theoretical limiting case we name the</w:t>
+        <w:t xml:space="preserve">Using World Bank Enterprise Survey (WBES) microdata for 1,450 firms across seven Pacific SIDS, we ask whether the inverted-U extends to this extreme periphery. It does not: the curvature that defines the inverted-U is statistically absent and the export-intensity slope is indistinguishable from zero. A weaker, suggestive pattern—conditional on firm capability, the relationship leans convex rather than concave, a productivity penalty in the low-to-moderate export range in which nearly all island firms operate—points toward a theoretical limiting case we name the</w:t>
       </w:r>
       <w:r>
         <w:t xml:space="preserve"> </w:t>
@@ -631,7 +665,7 @@
         <w:pStyle w:val="FirstParagraph"/>
       </w:pPr>
       <w:r>
-        <w:t xml:space="preserve">We draw firm-level data from the World Bank Enterprise Survey for eight Pacific small island developing states—Fiji, Kiribati, Papua New Guinea, Samoa, Solomon Islands, Tonga, and Vanuatu—together with Timor-Leste, across all available waves from 2009 to 2025. After requiring non-missing labor productivity and export intensity, the analytic sample comprises</w:t>
+        <w:t xml:space="preserve">We draw firm-level data from the World Bank Enterprise Survey for the seven Pacific small island developing states with available firm microdata—Fiji, Kiribati, Papua New Guinea, Samoa, Solomon Islands, Tonga, and Vanuatu—across all available waves from 2009 to 2025. These are Pacific Island Countries under the World Bank’s regional classification and members of the United Nations’ Pacific SIDS list. We deliberately exclude Timor-Leste, which—although occasionally grouped with the region—is neither a World Bank Pacific Island Country nor a United Nations Pacific SIDS, and is classed as a separate East Asia and Pacific economy; including it would conflate a structurally distinct, comparatively large economy (it would contribute nearly a quarter of the pooled observations) with the genuine island periphery. After requiring non-missing labor productivity and export intensity, the analytic sample comprises</w:t>
       </w:r>
       <w:r>
         <w:t xml:space="preserve"> </w:t>
@@ -641,7 +675,7 @@
           <w:bCs/>
           <w:b/>
         </w:rPr>
-        <w:t xml:space="preserve">1,916 firms across eight economies and thirteen country-year cells</w:t>
+        <w:t xml:space="preserve">1,450 firms across seven economies and thirteen country-year cells</w:t>
       </w:r>
       <w:r>
         <w:t xml:space="preserve">. Consistent with the structural argument, the export profile is exceptionally thin: only</w:t>
@@ -654,7 +688,7 @@
           <w:bCs/>
           <w:b/>
         </w:rPr>
-        <w:t xml:space="preserve">13.9%</w:t>
+        <w:t xml:space="preserve">14.6%</w:t>
       </w:r>
       <w:r>
         <w:t xml:space="preserve"> </w:t>
@@ -670,7 +704,7 @@
           <w:bCs/>
           <w:b/>
         </w:rPr>
-        <w:t xml:space="preserve">0.062</w:t>
+        <w:t xml:space="preserve">0.054</w:t>
       </w:r>
       <w:r>
         <w:t xml:space="preserve">, and within-economy productivity dispersion is high (the 90th/10th-percentile labor-productivity ratio exceeds an order of magnitude), consistent with the resource-misallocation signature of weak-institution contexts (Hsieh &amp; Klenow, 2009).</w:t>
@@ -691,7 +725,7 @@
         <w:pStyle w:val="FirstParagraph"/>
       </w:pPr>
       <w:r>
-        <w:t xml:space="preserve">Labor productivity is the natural log of annual sales per worker, ln(d2/l1). Internationalization intensity (FSTS) is total exports as a share of sales, (d3b + d3c)/100, centered within sample. Technological capability (TCI) is a standardized index of quality certification and foreign-technology licensing; digital adoption (DAI) is the standardized website-presence indicator—the Tier-1 measure comparably available across SIDS waves. Firm size (log employment) is a control. We follow established practice in operationalizing capability as a formative composite (Diamantopoulos &amp; Winklhofer, 2001; Jarvis, MacKenzie, &amp; Podsakoff, 2003).</w:t>
+        <w:t xml:space="preserve">Labor productivity is the natural log of annual sales per worker, ln(d2/l1), winsorized 1/99 and standardized (z-scored) within each economy-year cell so that estimates are currency-neutral and on the same footing as the companion 50-economy study. Internationalization intensity (FSTS) is total exports as a share of sales, (d3b + d3c)/100, centered within sample. Technological capability (TCI) is a standardized index of quality certification and foreign-technology licensing; digital adoption (DAI) is the website-presence indicator—the Tier-1 measure comparably available across SIDS waves. Firm age (log years since establishment) and foreign ownership (a 10%-threshold indicator) are controls. We follow established practice in operationalizing capability as a formative composite (Diamantopoulos &amp; Winklhofer, 2001; Jarvis, MacKenzie, &amp; Podsakoff, 2003).</w:t>
       </w:r>
     </w:p>
     <w:bookmarkEnd w:id="27"/>
@@ -719,7 +753,7 @@
           <w:bCs/>
           <w:b/>
         </w:rPr>
-        <w:t xml:space="preserve">eight clusters (economies)</w:t>
+        <w:t xml:space="preserve">seven clusters (economies)</w:t>
       </w:r>
       <w:r>
         <w:t xml:space="preserve">, conventional cluster-robust (CRV1) standard errors over-reject; we therefore base inference on the</w:t>
@@ -766,7 +800,7 @@
         <w:pStyle w:val="FirstParagraph"/>
       </w:pPr>
       <w:r>
-        <w:t xml:space="preserve">Table 1 reports the model ladder. Adding a linear FSTS term to the controls leaves the slope indistinguishable from zero (M1: β = −0.161, wild-bootstrap p = .25). Adding the quadratic term does not recover an inverted-U: the curvature coefficient is small,</w:t>
+        <w:t xml:space="preserve">Table 1 reports the model ladder. Adding a linear FSTS term to the controls leaves the slope indistinguishable from zero (M1: β = −0.085, wild-bootstrap p = .66). Adding the quadratic term does not recover an inverted-U: the curvature coefficient is</w:t>
       </w:r>
       <w:r>
         <w:t xml:space="preserve"> </w:t>
@@ -779,7 +813,10 @@
         <w:t xml:space="preserve">positive</w:t>
       </w:r>
       <w:r>
-        <w:t xml:space="preserve">, and non-significant (M2: β₂ = +0.553, wild-bootstrap p = .21; β₁ = −0.561, p = .25). The Lind–Mehlum conditions for a genuine inverted-U are not satisfied—there is no interior maximum in the observable range. This stands in sharp contrast to the mainland transition regime, where the same specification yields a sharp, highly significant inverted-U (β₂ = −1.012, p &lt; .001). The canonical shape is therefore</w:t>
+        <w:t xml:space="preserve"> </w:t>
+      </w:r>
+      <w:r>
+        <w:t xml:space="preserve">and only marginally significant (M2: β₂ = +0.696, wild-bootstrap p = .082; β₁ = −0.567, p = .088). The Lind–Mehlum conditions for a genuine inverted-U are not satisfied—there is no interior maximum in the observable range. This stands in sharp contrast to the mainland transition regime, where the same specification yields a sharp, highly significant inverted-U (β₂ = −1.012, p &lt; .001). The canonical shape is therefore</w:t>
       </w:r>
       <w:r>
         <w:t xml:space="preserve"> </w:t>
@@ -810,7 +847,7 @@
         <w:t xml:space="preserve"> </w:t>
       </w:r>
       <w:r>
-        <w:t xml:space="preserve">Internationalization and labor productivity, Pacific SIDS (economy + year FE; wild-cluster bootstrap p, G = 8).</w:t>
+        <w:t xml:space="preserve">Internationalization and standardized labor productivity, Pacific SIDS (economy + year FE; firm-age and foreign-ownership controls; wild-cluster bootstrap p, G = 7).</w:t>
       </w:r>
     </w:p>
     <w:tbl>
@@ -821,11 +858,10 @@
         <w:jc w:val="start"/>
       </w:tblPr>
       <w:tblGrid>
-        <w:gridCol w:w="1584"/>
-        <w:gridCol w:w="1584"/>
-        <w:gridCol w:w="1584"/>
-        <w:gridCol w:w="1584"/>
-        <w:gridCol w:w="1584"/>
+        <w:gridCol w:w="1980"/>
+        <w:gridCol w:w="1980"/>
+        <w:gridCol w:w="1980"/>
+        <w:gridCol w:w="1980"/>
       </w:tblGrid>
       <w:tr>
         <w:trPr>
@@ -840,18 +876,6 @@
             </w:pPr>
             <w:r>
               <w:t xml:space="preserve">Term</w:t>
-            </w:r>
-          </w:p>
-        </w:tc>
-        <w:tc>
-          <w:tcPr/>
-          <w:p>
-            <w:pPr>
-              <w:pStyle w:val="Compact"/>
-              <w:jc w:val="right"/>
-            </w:pPr>
-            <w:r>
-              <w:t xml:space="preserve">M0</w:t>
             </w:r>
           </w:p>
         </w:tc>
@@ -913,7 +937,7 @@
               <w:jc w:val="right"/>
             </w:pPr>
             <w:r>
-              <w:t xml:space="preserve">—</w:t>
+              <w:t xml:space="preserve">−0.085 (.66)</w:t>
             </w:r>
           </w:p>
         </w:tc>
@@ -925,7 +949,7 @@
               <w:jc w:val="right"/>
             </w:pPr>
             <w:r>
-              <w:t xml:space="preserve">−0.161 (.25)</w:t>
+              <w:t xml:space="preserve">−0.567 (.088)</w:t>
             </w:r>
           </w:p>
         </w:tc>
@@ -937,19 +961,7 @@
               <w:jc w:val="right"/>
             </w:pPr>
             <w:r>
-              <w:t xml:space="preserve">−0.561 (.25)</w:t>
-            </w:r>
-          </w:p>
-        </w:tc>
-        <w:tc>
-          <w:tcPr/>
-          <w:p>
-            <w:pPr>
-              <w:pStyle w:val="Compact"/>
-              <w:jc w:val="right"/>
-            </w:pPr>
-            <w:r>
-              <w:t xml:space="preserve">−0.860 (.)</w:t>
+              <w:t xml:space="preserve">−0.852 (.024)</w:t>
             </w:r>
           </w:p>
         </w:tc>
@@ -987,7 +999,7 @@
               <w:jc w:val="right"/>
             </w:pPr>
             <w:r>
-              <w:t xml:space="preserve">—</w:t>
+              <w:t xml:space="preserve">+0.696 (.082)</w:t>
             </w:r>
           </w:p>
         </w:tc>
@@ -999,19 +1011,7 @@
               <w:jc w:val="right"/>
             </w:pPr>
             <w:r>
-              <w:t xml:space="preserve">+0.553 (.21)</w:t>
-            </w:r>
-          </w:p>
-        </w:tc>
-        <w:tc>
-          <w:tcPr/>
-          <w:p>
-            <w:pPr>
-              <w:pStyle w:val="Compact"/>
-              <w:jc w:val="right"/>
-            </w:pPr>
-            <w:r>
-              <w:t xml:space="preserve">+0.844 (.07)</w:t>
+              <w:t xml:space="preserve">+1.051 (.056)</w:t>
             </w:r>
           </w:p>
         </w:tc>
@@ -1061,19 +1061,7 @@
               <w:jc w:val="right"/>
             </w:pPr>
             <w:r>
-              <w:t xml:space="preserve">—</w:t>
-            </w:r>
-          </w:p>
-        </w:tc>
-        <w:tc>
-          <w:tcPr/>
-          <w:p>
-            <w:pPr>
-              <w:pStyle w:val="Compact"/>
-              <w:jc w:val="right"/>
-            </w:pPr>
-            <w:r>
-              <w:t xml:space="preserve">+0.141 (.04)</w:t>
+              <w:t xml:space="preserve">+0.064 (.036)</w:t>
             </w:r>
           </w:p>
         </w:tc>
@@ -1087,7 +1075,7 @@
               <w:jc w:val="left"/>
             </w:pPr>
             <w:r>
-              <w:t xml:space="preserve">DAI (z)</w:t>
+              <w:t xml:space="preserve">DAI (website)</w:t>
             </w:r>
           </w:p>
         </w:tc>
@@ -1123,81 +1111,7 @@
               <w:jc w:val="right"/>
             </w:pPr>
             <w:r>
-              <w:t xml:space="preserve">—</w:t>
-            </w:r>
-          </w:p>
-        </w:tc>
-        <w:tc>
-          <w:tcPr/>
-          <w:p>
-            <w:pPr>
-              <w:pStyle w:val="Compact"/>
-              <w:jc w:val="right"/>
-            </w:pPr>
-            <w:r>
-              <w:t xml:space="preserve">+0.105 (—)</w:t>
-            </w:r>
-          </w:p>
-        </w:tc>
-      </w:tr>
-      <w:tr>
-        <w:tc>
-          <w:tcPr/>
-          <w:p>
-            <w:pPr>
-              <w:pStyle w:val="Compact"/>
-              <w:jc w:val="left"/>
-            </w:pPr>
-            <w:r>
-              <w:t xml:space="preserve">ln(employment)</w:t>
-            </w:r>
-          </w:p>
-        </w:tc>
-        <w:tc>
-          <w:tcPr/>
-          <w:p>
-            <w:pPr>
-              <w:pStyle w:val="Compact"/>
-              <w:jc w:val="right"/>
-            </w:pPr>
-            <w:r>
-              <w:t xml:space="preserve">+0.242</w:t>
-            </w:r>
-          </w:p>
-        </w:tc>
-        <w:tc>
-          <w:tcPr/>
-          <w:p>
-            <w:pPr>
-              <w:pStyle w:val="Compact"/>
-              <w:jc w:val="right"/>
-            </w:pPr>
-            <w:r>
-              <w:t xml:space="preserve">+0.244</w:t>
-            </w:r>
-          </w:p>
-        </w:tc>
-        <w:tc>
-          <w:tcPr/>
-          <w:p>
-            <w:pPr>
-              <w:pStyle w:val="Compact"/>
-              <w:jc w:val="right"/>
-            </w:pPr>
-            <w:r>
-              <w:t xml:space="preserve">+0.245</w:t>
-            </w:r>
-          </w:p>
-        </w:tc>
-        <w:tc>
-          <w:tcPr/>
-          <w:p>
-            <w:pPr>
-              <w:pStyle w:val="Compact"/>
-              <w:jc w:val="right"/>
-            </w:pPr>
-            <w:r>
-              <w:t xml:space="preserve">+0.195</w:t>
+              <w:t xml:space="preserve">+0.157 (.102)</w:t>
             </w:r>
           </w:p>
         </w:tc>
@@ -1223,7 +1137,7 @@
               <w:jc w:val="right"/>
             </w:pPr>
             <w:r>
-              <w:t xml:space="preserve">1,916</w:t>
+              <w:t xml:space="preserve">1,434</w:t>
             </w:r>
           </w:p>
         </w:tc>
@@ -1235,7 +1149,7 @@
               <w:jc w:val="right"/>
             </w:pPr>
             <w:r>
-              <w:t xml:space="preserve">1,916</w:t>
+              <w:t xml:space="preserve">1,434</w:t>
             </w:r>
           </w:p>
         </w:tc>
@@ -1247,19 +1161,7 @@
               <w:jc w:val="right"/>
             </w:pPr>
             <w:r>
-              <w:t xml:space="preserve">1,916</w:t>
-            </w:r>
-          </w:p>
-        </w:tc>
-        <w:tc>
-          <w:tcPr/>
-          <w:p>
-            <w:pPr>
-              <w:pStyle w:val="Compact"/>
-              <w:jc w:val="right"/>
-            </w:pPr>
-            <w:r>
-              <w:t xml:space="preserve">1,882</w:t>
+              <w:t xml:space="preserve">1,389</w:t>
             </w:r>
           </w:p>
         </w:tc>
@@ -1274,49 +1176,7 @@
           <w:iCs/>
           <w:i/>
         </w:rPr>
-        <w:t xml:space="preserve">Wild-cluster bootstrap p-values in parentheses;</w:t>
-      </w:r>
-      <w:r>
-        <w:rPr>
-          <w:iCs/>
-          <w:i/>
-        </w:rPr>
-        <w:t xml:space="preserve"> </w:t>
-      </w:r>
-      <w:r>
-        <w:rPr>
-          <w:iCs/>
-          <w:i/>
-        </w:rPr>
-        <w:t xml:space="preserve">“</w:t>
-      </w:r>
-      <w:r>
-        <w:rPr>
-          <w:iCs/>
-          <w:i/>
-        </w:rPr>
-        <w:t xml:space="preserve">.</w:t>
-      </w:r>
-      <w:r>
-        <w:rPr>
-          <w:iCs/>
-          <w:i/>
-        </w:rPr>
-        <w:t xml:space="preserve">”</w:t>
-      </w:r>
-      <w:r>
-        <w:rPr>
-          <w:iCs/>
-          <w:i/>
-        </w:rPr>
-        <w:t xml:space="preserve"> </w:t>
-      </w:r>
-      <w:r>
-        <w:rPr>
-          <w:iCs/>
-          <w:i/>
-        </w:rPr>
-        <w:t xml:space="preserve">denotes a coefficient whose inference is reported via the curvature term it accompanies.</w:t>
+        <w:t xml:space="preserve">Dependent variable: labor productivity z-scored within economy-year. Firm-age and foreign-ownership controls and economy + year fixed effects included in every model. Wild-cluster bootstrap p-values in parentheses (9,999 replications, Rademacher weights, clustered by economy).</w:t>
       </w:r>
     </w:p>
     <w:bookmarkEnd w:id="30"/>
@@ -1334,7 +1194,7 @@
         <w:pStyle w:val="FirstParagraph"/>
       </w:pPr>
       <w:r>
-        <w:t xml:space="preserve">Once technological capability and digital adoption are held constant (M3), the curvature turns positive and</w:t>
+        <w:t xml:space="preserve">Once technological capability and digital adoption are held constant (M3), the curvature turns more strongly positive and</w:t>
       </w:r>
       <w:r>
         <w:t xml:space="preserve"> </w:t>
@@ -1350,7 +1210,7 @@
         <w:t xml:space="preserve"> </w:t>
       </w:r>
       <w:r>
-        <w:t xml:space="preserve">(β₂ = +0.844, wild-bootstrap p = .07), with a negative linear term (β₁ = −0.860). The implied shape is, tentatively,</w:t>
+        <w:t xml:space="preserve">(β₂ = +1.051, wild-bootstrap p = .056), with a negative linear term (β₁ = −0.852, p = .024). The implied shape is, tentatively,</w:t>
       </w:r>
       <w:r>
         <w:t xml:space="preserve"> </w:t>
@@ -1405,7 +1265,7 @@
       <w:r>
         <w:drawing>
           <wp:inline>
-            <wp:extent cx="5334000" cy="2402940"/>
+            <wp:extent cx="5334000" cy="2401619"/>
             <wp:effectExtent b="0" l="0" r="0" t="0"/>
             <wp:docPr descr="Figure 1. The inverted-U dissolves at the periphery. Mainland transition economies show a sharp concave inverted-U (panel a); in Pacific SIDS the inverted-U is statistically absent, and conditional on firm capability a suggestive convex pattern emerges (panel b), implying a productivity penalty across the low-to-moderate export-intensity range where almost all island firms operate." title="" id="32" name="Picture"/>
             <a:graphic>
@@ -1426,7 +1286,7 @@
                   <pic:spPr bwMode="auto">
                     <a:xfrm>
                       <a:off x="0" y="0"/>
-                      <a:ext cx="5334000" cy="2402940"/>
+                      <a:ext cx="5334000" cy="2401619"/>
                     </a:xfrm>
                     <a:prstGeom prst="rect">
                       <a:avLst/>
@@ -1479,7 +1339,7 @@
         <w:pStyle w:val="FirstParagraph"/>
       </w:pPr>
       <w:r>
-        <w:t xml:space="preserve">Technological capability carries a positive, robust level effect (TCI: β = +0.141, wild-bootstrap p = .04); digital adoption is positive but weaker (DAI: β = +0.105). Neither restores a concave inverted-U—indeed, conditioning on capability sharpens the</w:t>
+        <w:t xml:space="preserve">Technological capability carries a positive, robust level effect (TCI: β = +0.064, wild-bootstrap p = .036); digital adoption is positive but weaker and non-significant (DAI: β = +0.157, p = .102). Neither restores a concave inverted-U—indeed, conditioning on capability sharpens the</w:t>
       </w:r>
       <w:r>
         <w:t xml:space="preserve"> </w:t>
@@ -1529,7 +1389,7 @@
         <w:t xml:space="preserve"> </w:t>
       </w:r>
       <w:r>
-        <w:t xml:space="preserve">of any strong negative I–P estimate in this setting is sensitive to which island economies enter the sample. A more restrictive build limited to the few economies with complete pre-2018 control data yields a large, significant negative slope, whereas the full eight-economy sample yields the null-to-convex pattern reported above; with only three to nine clusters, cluster inference is unreliable in the restrictive build. We therefore anchor our claims on the full sample with wild-bootstrap inference and present FIP as a theoretical limiting case rather than a precisely estimated effect. This transparency is itself a methodological contribution to firm-level research on data-scarce micro-economies.</w:t>
+        <w:t xml:space="preserve">of any strong negative I–P estimate in this setting is sensitive to which island economies enter the sample. A more restrictive build limited to the few economies with complete pre-2018 control data yields a large, significant negative slope, whereas the full seven-economy sample yields the null-to-convex pattern reported above; with only three clusters, cluster inference is unreliable in the restrictive build. We therefore anchor our claims on the full sample with wild-bootstrap inference and present FIP as a theoretical limiting case rather than a precisely estimated effect. This transparency is itself a methodological contribution to firm-level research on data-scarce micro-economies.</w:t>
       </w:r>
     </w:p>
     <w:bookmarkEnd w:id="36"/>
@@ -1659,7 +1519,7 @@
         <w:pStyle w:val="FirstParagraph"/>
       </w:pPr>
       <w:r>
-        <w:t xml:space="preserve">The inverted-U is the workhorse functional form of the internationalization–performance literature, but its generating logic presupposes structural prerequisites that the world’s most peripheral economies lack. Using firm-level data from eight Pacific island states and Timor-Leste, we show that the inverted-U dissolves at this periphery, with suggestive evidence that, conditional on capability, the relationship leans convex—a penalty across the export-intensity range where island firms actually operate. We name the limiting case the Forced Internationalization Penalty and position it as a scope condition of universal internationalization theory. The paradigm is conditional, not universal: where the domestic market is too small, trade costs too high, and institutions too thin, intensifying internationalization is not a path to performance but a structural burden.</w:t>
+        <w:t xml:space="preserve">The inverted-U is the workhorse functional form of the internationalization–performance literature, but its generating logic presupposes structural prerequisites that the world’s most peripheral economies lack. Using firm-level data from seven Pacific island states, we show that the inverted-U dissolves at this periphery, with suggestive evidence that, conditional on capability, the relationship leans convex—a penalty across the export-intensity range where island firms actually operate. We name the limiting case the Forced Internationalization Penalty and position it as a scope condition of universal internationalization theory. The paradigm is conditional, not universal: where the domestic market is too small, trade costs too high, and institutions too thin, intensifying internationalization is not a path to performance but a structural burden.</w:t>
       </w:r>
     </w:p>
     <w:bookmarkEnd w:id="43"/>

--- a/p8/p8_pacific_sids_redesigned_en.docx
+++ b/p8/p8_pacific_sids_redesigned_en.docx
@@ -725,7 +725,7 @@
         <w:pStyle w:val="FirstParagraph"/>
       </w:pPr>
       <w:r>
-        <w:t xml:space="preserve">Labor productivity is the natural log of annual sales per worker, ln(d2/l1), winsorized 1/99 and standardized (z-scored) within each economy-year cell so that estimates are currency-neutral and on the same footing as the companion 50-economy study. Internationalization intensity (FSTS) is total exports as a share of sales, (d3b + d3c)/100, centered within sample. Technological capability (TCI) is a standardized index of quality certification and foreign-technology licensing; digital adoption (DAI) is the website-presence indicator—the Tier-1 measure comparably available across SIDS waves. Firm age (log years since establishment) and foreign ownership (a 10%-threshold indicator) are controls. We follow established practice in operationalizing capability as a formative composite (Diamantopoulos &amp; Winklhofer, 2001; Jarvis, MacKenzie, &amp; Podsakoff, 2003).</w:t>
+        <w:t xml:space="preserve">Labor productivity is the natural log of annual sales per worker, ln(d2/l1), winsorized 1/99 and standardized (z-scored) within each economy-year cell so that estimates are currency-neutral and on the same footing as the companion 49-economy study. Internationalization intensity (FSTS) is total exports as a share of sales, (d3b + d3c)/100, centered within sample. Technological capability (TCI) is a standardized index of quality certification and foreign-technology licensing; digital adoption (DAI) is the website-presence indicator—the Tier-1 measure comparably available across SIDS waves. Firm age (log years since establishment) and foreign ownership (a 10%-threshold indicator) are controls. We follow established practice in operationalizing capability as a formative composite (Diamantopoulos &amp; Winklhofer, 2001; Jarvis, MacKenzie, &amp; Podsakoff, 2003).</w:t>
       </w:r>
     </w:p>
     <w:bookmarkEnd w:id="27"/>
@@ -772,7 +772,7 @@
         <w:t xml:space="preserve"> </w:t>
       </w:r>
       <w:r>
-        <w:t xml:space="preserve">(Cameron, Gelbach, &amp; Miller, 2008; 9,999 replications, Rademacher weights, clustered by economy) and report cluster counts prominently. We test the inverted-U using the conditions of Haans, Pieters, and He (2016) and the Lind and Mehlum (2010) U-test, and we contrast the SIDS estimates with the sharp mainland inverted-U documented for transition economies in the companion 50-economy study.</w:t>
+        <w:t xml:space="preserve">(Cameron, Gelbach, &amp; Miller, 2008; 9,999 replications, Rademacher weights, clustered by economy) and report cluster counts prominently. We test the inverted-U using the conditions of Haans, Pieters, and He (2016) and the Lind and Mehlum (2010) U-test, and we contrast the SIDS estimates with the sharp mainland inverted-U documented for transition economies in the companion 49-economy study.</w:t>
       </w:r>
     </w:p>
     <w:bookmarkEnd w:id="28"/>

--- a/p8/p8_pacific_sids_redesigned_en.docx
+++ b/p8/p8_pacific_sids_redesigned_en.docx
@@ -533,17 +533,17 @@
         <w:pStyle w:val="FirstParagraph"/>
       </w:pPr>
       <w:r>
-        <w:t xml:space="preserve">Dissolution is the minimal claim. A stronger possibility is that, once firm-level capability differences are accounted for, the relationship</w:t>
-      </w:r>
-      <w:r>
-        <w:t xml:space="preserve"> </w:t>
-      </w:r>
-      <w:r>
-        <w:rPr>
-          <w:iCs/>
-          <w:i/>
-        </w:rPr>
-        <w:t xml:space="preserve">inverts</w:t>
+        <w:t xml:space="preserve">Dissolution is the minimal claim. A stronger possibility is that, once firm-level capability differences are accounted for, the relationship turns mildly</w:t>
+      </w:r>
+      <w:r>
+        <w:t xml:space="preserve"> </w:t>
+      </w:r>
+      <w:r>
+        <w:rPr>
+          <w:iCs/>
+          <w:i/>
+        </w:rPr>
+        <w:t xml:space="preserve">convex</w:t>
       </w:r>
       <w:r>
         <w:t xml:space="preserve">. If exporting is compulsory and prerequisite-deprived, additional export intensity in the empirically dominant low-to-moderate range raises exposure to high trade costs and coordination burdens without a domestic base to absorb them—a penalty—whereas only the rare, highly capable, high-intensity exporter escapes it. This implies a convex (U-shaped), not concave, conditional relationship:</w:t>
